--- a/docs/매매일지 기획 v0.2.docx
+++ b/docs/매매일지 기획 v0.2.docx
@@ -17,7 +17,7 @@
       </w:pPr>
       <w:r>
         <w:rPr>
-          <w:rFonts w:ascii="Noto Sans CJK KR" w:hAnsi="Noto Sans CJK KR" w:eastAsia="Noto Sans CJK KR"/>
+          <w:rFonts w:ascii="NanumGothic" w:hAnsi="NanumGothic" w:eastAsia="NanumGothic" w:cs="NanumGothic"/>
           <w:b/>
           <w:color w:val="3973A8"/>
           <w:sz w:val="24"/>
@@ -60,7 +60,7 @@
           <w:p>
             <w:r>
               <w:rPr>
-                <w:rFonts w:ascii="Noto Sans CJK KR" w:hAnsi="Noto Sans CJK KR" w:eastAsia="Noto Sans CJK KR"/>
+                <w:rFonts w:ascii="NanumGothic" w:hAnsi="NanumGothic" w:eastAsia="NanumGothic" w:cs="NanumGothic"/>
                 <w:b/>
                 <w:sz w:val="19"/>
               </w:rPr>
@@ -82,7 +82,7 @@
           <w:p>
             <w:r>
               <w:rPr>
-                <w:rFonts w:ascii="Noto Sans CJK KR" w:hAnsi="Noto Sans CJK KR" w:eastAsia="Noto Sans CJK KR"/>
+                <w:rFonts w:ascii="NanumGothic" w:hAnsi="NanumGothic" w:eastAsia="NanumGothic" w:cs="NanumGothic"/>
                 <w:b w:val="0"/>
                 <w:sz w:val="19"/>
               </w:rPr>
@@ -107,7 +107,7 @@
           <w:p>
             <w:r>
               <w:rPr>
-                <w:rFonts w:ascii="Noto Sans CJK KR" w:hAnsi="Noto Sans CJK KR" w:eastAsia="Noto Sans CJK KR"/>
+                <w:rFonts w:ascii="NanumGothic" w:hAnsi="NanumGothic" w:eastAsia="NanumGothic" w:cs="NanumGothic"/>
                 <w:b/>
                 <w:sz w:val="19"/>
               </w:rPr>
@@ -130,7 +130,7 @@
           <w:p>
             <w:r>
               <w:rPr>
-                <w:rFonts w:ascii="Noto Sans CJK KR" w:hAnsi="Noto Sans CJK KR" w:eastAsia="Noto Sans CJK KR"/>
+                <w:rFonts w:ascii="NanumGothic" w:hAnsi="NanumGothic" w:eastAsia="NanumGothic" w:cs="NanumGothic"/>
                 <w:b w:val="0"/>
                 <w:sz w:val="19"/>
               </w:rPr>
@@ -155,7 +155,7 @@
           <w:p>
             <w:r>
               <w:rPr>
-                <w:rFonts w:ascii="Noto Sans CJK KR" w:hAnsi="Noto Sans CJK KR" w:eastAsia="Noto Sans CJK KR"/>
+                <w:rFonts w:ascii="NanumGothic" w:hAnsi="NanumGothic" w:eastAsia="NanumGothic" w:cs="NanumGothic"/>
                 <w:b/>
                 <w:sz w:val="19"/>
               </w:rPr>
@@ -177,7 +177,7 @@
           <w:p>
             <w:r>
               <w:rPr>
-                <w:rFonts w:ascii="Noto Sans CJK KR" w:hAnsi="Noto Sans CJK KR" w:eastAsia="Noto Sans CJK KR"/>
+                <w:rFonts w:ascii="NanumGothic" w:hAnsi="NanumGothic" w:eastAsia="NanumGothic" w:cs="NanumGothic"/>
                 <w:b w:val="0"/>
                 <w:sz w:val="19"/>
               </w:rPr>
@@ -202,7 +202,7 @@
           <w:p>
             <w:r>
               <w:rPr>
-                <w:rFonts w:ascii="Noto Sans CJK KR" w:hAnsi="Noto Sans CJK KR" w:eastAsia="Noto Sans CJK KR"/>
+                <w:rFonts w:ascii="NanumGothic" w:hAnsi="NanumGothic" w:eastAsia="NanumGothic" w:cs="NanumGothic"/>
                 <w:b/>
                 <w:sz w:val="19"/>
               </w:rPr>
@@ -225,7 +225,7 @@
           <w:p>
             <w:r>
               <w:rPr>
-                <w:rFonts w:ascii="Noto Sans CJK KR" w:hAnsi="Noto Sans CJK KR" w:eastAsia="Noto Sans CJK KR"/>
+                <w:rFonts w:ascii="NanumGothic" w:hAnsi="NanumGothic" w:eastAsia="NanumGothic" w:cs="NanumGothic"/>
                 <w:b w:val="0"/>
                 <w:sz w:val="19"/>
               </w:rPr>
@@ -250,7 +250,7 @@
           <w:p>
             <w:r>
               <w:rPr>
-                <w:rFonts w:ascii="Noto Sans CJK KR" w:hAnsi="Noto Sans CJK KR" w:eastAsia="Noto Sans CJK KR"/>
+                <w:rFonts w:ascii="NanumGothic" w:hAnsi="NanumGothic" w:eastAsia="NanumGothic" w:cs="NanumGothic"/>
                 <w:b/>
                 <w:sz w:val="19"/>
               </w:rPr>
@@ -272,7 +272,7 @@
           <w:p>
             <w:r>
               <w:rPr>
-                <w:rFonts w:ascii="Noto Sans CJK KR" w:hAnsi="Noto Sans CJK KR" w:eastAsia="Noto Sans CJK KR"/>
+                <w:rFonts w:ascii="NanumGothic" w:hAnsi="NanumGothic" w:eastAsia="NanumGothic" w:cs="NanumGothic"/>
                 <w:b w:val="0"/>
                 <w:sz w:val="19"/>
               </w:rPr>
@@ -297,7 +297,7 @@
           <w:p>
             <w:r>
               <w:rPr>
-                <w:rFonts w:ascii="Noto Sans CJK KR" w:hAnsi="Noto Sans CJK KR" w:eastAsia="Noto Sans CJK KR"/>
+                <w:rFonts w:ascii="NanumGothic" w:hAnsi="NanumGothic" w:eastAsia="NanumGothic" w:cs="NanumGothic"/>
                 <w:b/>
                 <w:sz w:val="19"/>
               </w:rPr>
@@ -320,7 +320,7 @@
           <w:p>
             <w:r>
               <w:rPr>
-                <w:rFonts w:ascii="Noto Sans CJK KR" w:hAnsi="Noto Sans CJK KR" w:eastAsia="Noto Sans CJK KR"/>
+                <w:rFonts w:ascii="NanumGothic" w:hAnsi="NanumGothic" w:eastAsia="NanumGothic" w:cs="NanumGothic"/>
                 <w:b w:val="0"/>
                 <w:sz w:val="19"/>
               </w:rPr>
@@ -465,7 +465,7 @@
             </w:pPr>
             <w:r>
               <w:rPr>
-                <w:rFonts w:ascii="Noto Sans CJK KR" w:hAnsi="Noto Sans CJK KR" w:eastAsia="Noto Sans CJK KR"/>
+                <w:rFonts w:ascii="NanumGothic" w:hAnsi="NanumGothic" w:eastAsia="NanumGothic" w:cs="NanumGothic"/>
                 <w:b/>
                 <w:color w:val="FFFFFF"/>
                 <w:sz w:val="17"/>
@@ -492,7 +492,7 @@
             </w:pPr>
             <w:r>
               <w:rPr>
-                <w:rFonts w:ascii="Noto Sans CJK KR" w:hAnsi="Noto Sans CJK KR" w:eastAsia="Noto Sans CJK KR"/>
+                <w:rFonts w:ascii="NanumGothic" w:hAnsi="NanumGothic" w:eastAsia="NanumGothic" w:cs="NanumGothic"/>
                 <w:b/>
                 <w:color w:val="FFFFFF"/>
                 <w:sz w:val="17"/>
@@ -517,7 +517,7 @@
           <w:p>
             <w:r>
               <w:rPr>
-                <w:rFonts w:ascii="Noto Sans CJK KR" w:hAnsi="Noto Sans CJK KR" w:eastAsia="Noto Sans CJK KR"/>
+                <w:rFonts w:ascii="NanumGothic" w:hAnsi="NanumGothic" w:eastAsia="NanumGothic" w:cs="NanumGothic"/>
                 <w:sz w:val="17"/>
               </w:rPr>
               <w:t>계좌, 현재 예수금, 매수, 매도, 입금, 출금, 배당</w:t>
@@ -538,7 +538,7 @@
           <w:p>
             <w:r>
               <w:rPr>
-                <w:rFonts w:ascii="Noto Sans CJK KR" w:hAnsi="Noto Sans CJK KR" w:eastAsia="Noto Sans CJK KR"/>
+                <w:rFonts w:ascii="NanumGothic" w:hAnsi="NanumGothic" w:eastAsia="NanumGothic" w:cs="NanumGothic"/>
                 <w:sz w:val="17"/>
               </w:rPr>
               <w:t>D+1, D+2 결제 예정금액과 주문 가능금액 분리</w:t>
@@ -562,7 +562,7 @@
           <w:p>
             <w:r>
               <w:rPr>
-                <w:rFonts w:ascii="Noto Sans CJK KR" w:hAnsi="Noto Sans CJK KR" w:eastAsia="Noto Sans CJK KR"/>
+                <w:rFonts w:ascii="NanumGothic" w:hAnsi="NanumGothic" w:eastAsia="NanumGothic" w:cs="NanumGothic"/>
                 <w:sz w:val="17"/>
               </w:rPr>
               <w:t>매수 Lot별 잔여수량과 매도 손익</w:t>
@@ -584,7 +584,7 @@
           <w:p>
             <w:r>
               <w:rPr>
-                <w:rFonts w:ascii="Noto Sans CJK KR" w:hAnsi="Noto Sans CJK KR" w:eastAsia="Noto Sans CJK KR"/>
+                <w:rFonts w:ascii="NanumGothic" w:hAnsi="NanumGothic" w:eastAsia="NanumGothic" w:cs="NanumGothic"/>
                 <w:sz w:val="17"/>
               </w:rPr>
               <w:t>FIFO, 종목 전체 이동평균을 이용한 매도 원가배분</w:t>
@@ -607,7 +607,7 @@
           <w:p>
             <w:r>
               <w:rPr>
-                <w:rFonts w:ascii="Noto Sans CJK KR" w:hAnsi="Noto Sans CJK KR" w:eastAsia="Noto Sans CJK KR"/>
+                <w:rFonts w:ascii="NanumGothic" w:hAnsi="NanumGothic" w:eastAsia="NanumGothic" w:cs="NanumGothic"/>
                 <w:sz w:val="17"/>
               </w:rPr>
               <w:t>보유종목과 관심종목의 최신 현재가</w:t>
@@ -628,7 +628,7 @@
           <w:p>
             <w:r>
               <w:rPr>
-                <w:rFonts w:ascii="Noto Sans CJK KR" w:hAnsi="Noto Sans CJK KR" w:eastAsia="Noto Sans CJK KR"/>
+                <w:rFonts w:ascii="NanumGothic" w:hAnsi="NanumGothic" w:eastAsia="NanumGothic" w:cs="NanumGothic"/>
                 <w:sz w:val="17"/>
               </w:rPr>
               <w:t>전체 틱 데이터 영구 저장과 증권사 주문 자동 실행</w:t>
@@ -652,7 +652,7 @@
           <w:p>
             <w:r>
               <w:rPr>
-                <w:rFonts w:ascii="Noto Sans CJK KR" w:hAnsi="Noto Sans CJK KR" w:eastAsia="Noto Sans CJK KR"/>
+                <w:rFonts w:ascii="NanumGothic" w:hAnsi="NanumGothic" w:eastAsia="NanumGothic" w:cs="NanumGothic"/>
                 <w:sz w:val="17"/>
               </w:rPr>
               <w:t>일별 계좌 및 종목 스냅샷</w:t>
@@ -674,7 +674,7 @@
           <w:p>
             <w:r>
               <w:rPr>
-                <w:rFonts w:ascii="Noto Sans CJK KR" w:hAnsi="Noto Sans CJK KR" w:eastAsia="Noto Sans CJK KR"/>
+                <w:rFonts w:ascii="NanumGothic" w:hAnsi="NanumGothic" w:eastAsia="NanumGothic" w:cs="NanumGothic"/>
                 <w:sz w:val="17"/>
               </w:rPr>
               <w:t>시간대별 스냅샷 이력 영구 보존</w:t>
@@ -697,7 +697,7 @@
           <w:p>
             <w:r>
               <w:rPr>
-                <w:rFonts w:ascii="Noto Sans CJK KR" w:hAnsi="Noto Sans CJK KR" w:eastAsia="Noto Sans CJK KR"/>
+                <w:rFonts w:ascii="NanumGothic" w:hAnsi="NanumGothic" w:eastAsia="NanumGothic" w:cs="NanumGothic"/>
                 <w:sz w:val="17"/>
               </w:rPr>
               <w:t>재무제표, 가치평가, 배당수익, 복리목표</w:t>
@@ -718,7 +718,7 @@
           <w:p>
             <w:r>
               <w:rPr>
-                <w:rFonts w:ascii="Noto Sans CJK KR" w:hAnsi="Noto Sans CJK KR" w:eastAsia="Noto Sans CJK KR"/>
+                <w:rFonts w:ascii="NanumGothic" w:hAnsi="NanumGothic" w:eastAsia="NanumGothic" w:cs="NanumGothic"/>
                 <w:sz w:val="17"/>
               </w:rPr>
               <w:t>기업행사, 해외주식, 다중 통화와 환율</w:t>
@@ -742,7 +742,7 @@
           <w:p>
             <w:r>
               <w:rPr>
-                <w:rFonts w:ascii="Noto Sans CJK KR" w:hAnsi="Noto Sans CJK KR" w:eastAsia="Noto Sans CJK KR"/>
+                <w:rFonts w:ascii="NanumGothic" w:hAnsi="NanumGothic" w:eastAsia="NanumGothic" w:cs="NanumGothic"/>
                 <w:sz w:val="17"/>
               </w:rPr>
               <w:t>월별 거래비용 합계 참고</w:t>
@@ -764,7 +764,7 @@
           <w:p>
             <w:r>
               <w:rPr>
-                <w:rFonts w:ascii="Noto Sans CJK KR" w:hAnsi="Noto Sans CJK KR" w:eastAsia="Noto Sans CJK KR"/>
+                <w:rFonts w:ascii="NanumGothic" w:hAnsi="NanumGothic" w:eastAsia="NanumGothic" w:cs="NanumGothic"/>
                 <w:sz w:val="17"/>
               </w:rPr>
               <w:t>종목별 또는 거래별 수수료와 세금 정산</w:t>
@@ -964,7 +964,7 @@
           <w:p>
             <w:r>
               <w:rPr>
-                <w:rFonts w:ascii="Noto Sans Mono CJK KR" w:hAnsi="Noto Sans Mono CJK KR" w:eastAsia="Noto Sans Mono CJK KR"/>
+                <w:rFonts w:ascii="NanumGothic" w:hAnsi="NanumGothic" w:eastAsia="NanumGothic" w:cs="NanumGothic"/>
                 <w:sz w:val="18"/>
               </w:rPr>
               <w:t>주식 평가금액 = 매수 Lot별 잔여수량 × 현재가의 합</w:t>
@@ -1023,7 +1023,7 @@
             </w:pPr>
             <w:r>
               <w:rPr>
-                <w:rFonts w:ascii="Noto Sans CJK KR" w:hAnsi="Noto Sans CJK KR" w:eastAsia="Noto Sans CJK KR"/>
+                <w:rFonts w:ascii="NanumGothic" w:hAnsi="NanumGothic" w:eastAsia="NanumGothic" w:cs="NanumGothic"/>
                 <w:b/>
                 <w:color w:val="FFFFFF"/>
                 <w:sz w:val="17"/>
@@ -1050,7 +1050,7 @@
             </w:pPr>
             <w:r>
               <w:rPr>
-                <w:rFonts w:ascii="Noto Sans CJK KR" w:hAnsi="Noto Sans CJK KR" w:eastAsia="Noto Sans CJK KR"/>
+                <w:rFonts w:ascii="NanumGothic" w:hAnsi="NanumGothic" w:eastAsia="NanumGothic" w:cs="NanumGothic"/>
                 <w:b/>
                 <w:color w:val="FFFFFF"/>
                 <w:sz w:val="17"/>
@@ -1075,7 +1075,7 @@
           <w:p>
             <w:r>
               <w:rPr>
-                <w:rFonts w:ascii="Noto Sans CJK KR" w:hAnsi="Noto Sans CJK KR" w:eastAsia="Noto Sans CJK KR"/>
+                <w:rFonts w:ascii="NanumGothic" w:hAnsi="NanumGothic" w:eastAsia="NanumGothic" w:cs="NanumGothic"/>
                 <w:sz w:val="17"/>
               </w:rPr>
               <w:t>총 평가자산</w:t>
@@ -1096,7 +1096,7 @@
           <w:p>
             <w:r>
               <w:rPr>
-                <w:rFonts w:ascii="Noto Sans CJK KR" w:hAnsi="Noto Sans CJK KR" w:eastAsia="Noto Sans CJK KR"/>
+                <w:rFonts w:ascii="NanumGothic" w:hAnsi="NanumGothic" w:eastAsia="NanumGothic" w:cs="NanumGothic"/>
                 <w:sz w:val="17"/>
               </w:rPr>
               <w:t>주식과 현금을 포함한 현재 전체 자산</w:t>
@@ -1120,7 +1120,7 @@
           <w:p>
             <w:r>
               <w:rPr>
-                <w:rFonts w:ascii="Noto Sans CJK KR" w:hAnsi="Noto Sans CJK KR" w:eastAsia="Noto Sans CJK KR"/>
+                <w:rFonts w:ascii="NanumGothic" w:hAnsi="NanumGothic" w:eastAsia="NanumGothic" w:cs="NanumGothic"/>
                 <w:sz w:val="17"/>
               </w:rPr>
               <w:t>주식 평가금액</w:t>
@@ -1142,7 +1142,7 @@
           <w:p>
             <w:r>
               <w:rPr>
-                <w:rFonts w:ascii="Noto Sans CJK KR" w:hAnsi="Noto Sans CJK KR" w:eastAsia="Noto Sans CJK KR"/>
+                <w:rFonts w:ascii="NanumGothic" w:hAnsi="NanumGothic" w:eastAsia="NanumGothic" w:cs="NanumGothic"/>
                 <w:sz w:val="17"/>
               </w:rPr>
               <w:t>현재 시장에 투자된 주식 자산</w:t>
@@ -1165,7 +1165,7 @@
           <w:p>
             <w:r>
               <w:rPr>
-                <w:rFonts w:ascii="Noto Sans CJK KR" w:hAnsi="Noto Sans CJK KR" w:eastAsia="Noto Sans CJK KR"/>
+                <w:rFonts w:ascii="NanumGothic" w:hAnsi="NanumGothic" w:eastAsia="NanumGothic" w:cs="NanumGothic"/>
                 <w:sz w:val="17"/>
               </w:rPr>
               <w:t>현재 예수금</w:t>
@@ -1186,7 +1186,7 @@
           <w:p>
             <w:r>
               <w:rPr>
-                <w:rFonts w:ascii="Noto Sans CJK KR" w:hAnsi="Noto Sans CJK KR" w:eastAsia="Noto Sans CJK KR"/>
+                <w:rFonts w:ascii="NanumGothic" w:hAnsi="NanumGothic" w:eastAsia="NanumGothic" w:cs="NanumGothic"/>
                 <w:sz w:val="17"/>
               </w:rPr>
               <w:t>실제로 추가 투자 가능한 현금</w:t>
@@ -1210,7 +1210,7 @@
           <w:p>
             <w:r>
               <w:rPr>
-                <w:rFonts w:ascii="Noto Sans CJK KR" w:hAnsi="Noto Sans CJK KR" w:eastAsia="Noto Sans CJK KR"/>
+                <w:rFonts w:ascii="NanumGothic" w:hAnsi="NanumGothic" w:eastAsia="NanumGothic" w:cs="NanumGothic"/>
                 <w:sz w:val="17"/>
               </w:rPr>
               <w:t>주식 비중과 현금 비중</w:t>
@@ -1232,7 +1232,7 @@
           <w:p>
             <w:r>
               <w:rPr>
-                <w:rFonts w:ascii="Noto Sans CJK KR" w:hAnsi="Noto Sans CJK KR" w:eastAsia="Noto Sans CJK KR"/>
+                <w:rFonts w:ascii="NanumGothic" w:hAnsi="NanumGothic" w:eastAsia="NanumGothic" w:cs="NanumGothic"/>
                 <w:sz w:val="17"/>
               </w:rPr>
               <w:t>현재 포트폴리오 배분 상태</w:t>
@@ -1255,7 +1255,7 @@
           <w:p>
             <w:r>
               <w:rPr>
-                <w:rFonts w:ascii="Noto Sans CJK KR" w:hAnsi="Noto Sans CJK KR" w:eastAsia="Noto Sans CJK KR"/>
+                <w:rFonts w:ascii="NanumGothic" w:hAnsi="NanumGothic" w:eastAsia="NanumGothic" w:cs="NanumGothic"/>
                 <w:sz w:val="17"/>
               </w:rPr>
               <w:t>매수 Lot별 평가손익</w:t>
@@ -1276,7 +1276,7 @@
           <w:p>
             <w:r>
               <w:rPr>
-                <w:rFonts w:ascii="Noto Sans CJK KR" w:hAnsi="Noto Sans CJK KR" w:eastAsia="Noto Sans CJK KR"/>
+                <w:rFonts w:ascii="NanumGothic" w:hAnsi="NanumGothic" w:eastAsia="NanumGothic" w:cs="NanumGothic"/>
                 <w:sz w:val="17"/>
               </w:rPr>
               <w:t>특정 매수 판단의 현재 성과</w:t>
@@ -1300,7 +1300,7 @@
           <w:p>
             <w:r>
               <w:rPr>
-                <w:rFonts w:ascii="Noto Sans CJK KR" w:hAnsi="Noto Sans CJK KR" w:eastAsia="Noto Sans CJK KR"/>
+                <w:rFonts w:ascii="NanumGothic" w:hAnsi="NanumGothic" w:eastAsia="NanumGothic" w:cs="NanumGothic"/>
                 <w:sz w:val="17"/>
               </w:rPr>
               <w:t>누적 실현손익</w:t>
@@ -1322,7 +1322,7 @@
           <w:p>
             <w:r>
               <w:rPr>
-                <w:rFonts w:ascii="Noto Sans CJK KR" w:hAnsi="Noto Sans CJK KR" w:eastAsia="Noto Sans CJK KR"/>
+                <w:rFonts w:ascii="NanumGothic" w:hAnsi="NanumGothic" w:eastAsia="NanumGothic" w:cs="NanumGothic"/>
                 <w:sz w:val="17"/>
               </w:rPr>
               <w:t>연결된 매도 거래에서 확정된 손익의 합</w:t>
@@ -1345,7 +1345,7 @@
           <w:p>
             <w:r>
               <w:rPr>
-                <w:rFonts w:ascii="Noto Sans CJK KR" w:hAnsi="Noto Sans CJK KR" w:eastAsia="Noto Sans CJK KR"/>
+                <w:rFonts w:ascii="NanumGothic" w:hAnsi="NanumGothic" w:eastAsia="NanumGothic" w:cs="NanumGothic"/>
                 <w:sz w:val="17"/>
               </w:rPr>
               <w:t>배당수익</w:t>
@@ -1366,7 +1366,7 @@
           <w:p>
             <w:r>
               <w:rPr>
-                <w:rFonts w:ascii="Noto Sans CJK KR" w:hAnsi="Noto Sans CJK KR" w:eastAsia="Noto Sans CJK KR"/>
+                <w:rFonts w:ascii="NanumGothic" w:hAnsi="NanumGothic" w:eastAsia="NanumGothic" w:cs="NanumGothic"/>
                 <w:sz w:val="17"/>
               </w:rPr>
               <w:t>실제로 받은 종목별 배당금</w:t>
@@ -1426,7 +1426,7 @@
           <w:p>
             <w:r>
               <w:rPr>
-                <w:rFonts w:ascii="Noto Sans Mono CJK KR" w:hAnsi="Noto Sans Mono CJK KR" w:eastAsia="Noto Sans Mono CJK KR"/>
+                <w:rFonts w:ascii="NanumGothic" w:hAnsi="NanumGothic" w:eastAsia="NanumGothic" w:cs="NanumGothic"/>
                 <w:sz w:val="18"/>
               </w:rPr>
               <w:t>매수 Lot 잔여수량 = 최초 매수수량 - 연결된 매도수량 합계</w:t>
@@ -1482,7 +1482,7 @@
             </w:pPr>
             <w:r>
               <w:rPr>
-                <w:rFonts w:ascii="Noto Sans CJK KR" w:hAnsi="Noto Sans CJK KR" w:eastAsia="Noto Sans CJK KR"/>
+                <w:rFonts w:ascii="NanumGothic" w:hAnsi="NanumGothic" w:eastAsia="NanumGothic" w:cs="NanumGothic"/>
                 <w:b/>
                 <w:color w:val="FFFFFF"/>
                 <w:sz w:val="17"/>
@@ -1509,7 +1509,7 @@
             </w:pPr>
             <w:r>
               <w:rPr>
-                <w:rFonts w:ascii="Noto Sans CJK KR" w:hAnsi="Noto Sans CJK KR" w:eastAsia="Noto Sans CJK KR"/>
+                <w:rFonts w:ascii="NanumGothic" w:hAnsi="NanumGothic" w:eastAsia="NanumGothic" w:cs="NanumGothic"/>
                 <w:b/>
                 <w:color w:val="FFFFFF"/>
                 <w:sz w:val="17"/>
@@ -1536,7 +1536,7 @@
             </w:pPr>
             <w:r>
               <w:rPr>
-                <w:rFonts w:ascii="Noto Sans CJK KR" w:hAnsi="Noto Sans CJK KR" w:eastAsia="Noto Sans CJK KR"/>
+                <w:rFonts w:ascii="NanumGothic" w:hAnsi="NanumGothic" w:eastAsia="NanumGothic" w:cs="NanumGothic"/>
                 <w:b/>
                 <w:color w:val="FFFFFF"/>
                 <w:sz w:val="17"/>
@@ -1561,7 +1561,7 @@
           <w:p>
             <w:r>
               <w:rPr>
-                <w:rFonts w:ascii="Noto Sans CJK KR" w:hAnsi="Noto Sans CJK KR" w:eastAsia="Noto Sans CJK KR"/>
+                <w:rFonts w:ascii="NanumGothic" w:hAnsi="NanumGothic" w:eastAsia="NanumGothic" w:cs="NanumGothic"/>
                 <w:sz w:val="17"/>
               </w:rPr>
               <w:t>2월 10일 매수</w:t>
@@ -1582,7 +1582,7 @@
           <w:p>
             <w:r>
               <w:rPr>
-                <w:rFonts w:ascii="Noto Sans CJK KR" w:hAnsi="Noto Sans CJK KR" w:eastAsia="Noto Sans CJK KR"/>
+                <w:rFonts w:ascii="NanumGothic" w:hAnsi="NanumGothic" w:eastAsia="NanumGothic" w:cs="NanumGothic"/>
                 <w:sz w:val="17"/>
               </w:rPr>
               <w:t>10주 × 1,000원</w:t>
@@ -1603,7 +1603,7 @@
           <w:p>
             <w:r>
               <w:rPr>
-                <w:rFonts w:ascii="Noto Sans CJK KR" w:hAnsi="Noto Sans CJK KR" w:eastAsia="Noto Sans CJK KR"/>
+                <w:rFonts w:ascii="NanumGothic" w:hAnsi="NanumGothic" w:eastAsia="NanumGothic" w:cs="NanumGothic"/>
                 <w:sz w:val="17"/>
               </w:rPr>
               <w:t>독립 매수 Lot 생성</w:t>
@@ -1627,7 +1627,7 @@
           <w:p>
             <w:r>
               <w:rPr>
-                <w:rFonts w:ascii="Noto Sans CJK KR" w:hAnsi="Noto Sans CJK KR" w:eastAsia="Noto Sans CJK KR"/>
+                <w:rFonts w:ascii="NanumGothic" w:hAnsi="NanumGothic" w:eastAsia="NanumGothic" w:cs="NanumGothic"/>
                 <w:sz w:val="17"/>
               </w:rPr>
               <w:t>3월 5일 매도</w:t>
@@ -1649,7 +1649,7 @@
           <w:p>
             <w:r>
               <w:rPr>
-                <w:rFonts w:ascii="Noto Sans CJK KR" w:hAnsi="Noto Sans CJK KR" w:eastAsia="Noto Sans CJK KR"/>
+                <w:rFonts w:ascii="NanumGothic" w:hAnsi="NanumGothic" w:eastAsia="NanumGothic" w:cs="NanumGothic"/>
                 <w:sz w:val="17"/>
               </w:rPr>
               <w:t>3주 × 1,500원</w:t>
@@ -1671,7 +1671,7 @@
           <w:p>
             <w:r>
               <w:rPr>
-                <w:rFonts w:ascii="Noto Sans CJK KR" w:hAnsi="Noto Sans CJK KR" w:eastAsia="Noto Sans CJK KR"/>
+                <w:rFonts w:ascii="NanumGothic" w:hAnsi="NanumGothic" w:eastAsia="NanumGothic" w:cs="NanumGothic"/>
                 <w:sz w:val="17"/>
               </w:rPr>
               <w:t>잔여 7주, 실현손익 1,500원</w:t>
@@ -1694,7 +1694,7 @@
           <w:p>
             <w:r>
               <w:rPr>
-                <w:rFonts w:ascii="Noto Sans CJK KR" w:hAnsi="Noto Sans CJK KR" w:eastAsia="Noto Sans CJK KR"/>
+                <w:rFonts w:ascii="NanumGothic" w:hAnsi="NanumGothic" w:eastAsia="NanumGothic" w:cs="NanumGothic"/>
                 <w:sz w:val="17"/>
               </w:rPr>
               <w:t>4월 2일 매도</w:t>
@@ -1715,7 +1715,7 @@
           <w:p>
             <w:r>
               <w:rPr>
-                <w:rFonts w:ascii="Noto Sans CJK KR" w:hAnsi="Noto Sans CJK KR" w:eastAsia="Noto Sans CJK KR"/>
+                <w:rFonts w:ascii="NanumGothic" w:hAnsi="NanumGothic" w:eastAsia="NanumGothic" w:cs="NanumGothic"/>
                 <w:sz w:val="17"/>
               </w:rPr>
               <w:t>2주 × 1,800원</w:t>
@@ -1736,7 +1736,7 @@
           <w:p>
             <w:r>
               <w:rPr>
-                <w:rFonts w:ascii="Noto Sans CJK KR" w:hAnsi="Noto Sans CJK KR" w:eastAsia="Noto Sans CJK KR"/>
+                <w:rFonts w:ascii="NanumGothic" w:hAnsi="NanumGothic" w:eastAsia="NanumGothic" w:cs="NanumGothic"/>
                 <w:sz w:val="17"/>
               </w:rPr>
               <w:t>잔여 5주, 실현손익 1,600원</w:t>
@@ -1760,7 +1760,7 @@
           <w:p>
             <w:r>
               <w:rPr>
-                <w:rFonts w:ascii="Noto Sans CJK KR" w:hAnsi="Noto Sans CJK KR" w:eastAsia="Noto Sans CJK KR"/>
+                <w:rFonts w:ascii="NanumGothic" w:hAnsi="NanumGothic" w:eastAsia="NanumGothic" w:cs="NanumGothic"/>
                 <w:sz w:val="17"/>
               </w:rPr>
               <w:t>5월 10일 매도</w:t>
@@ -1782,7 +1782,7 @@
           <w:p>
             <w:r>
               <w:rPr>
-                <w:rFonts w:ascii="Noto Sans CJK KR" w:hAnsi="Noto Sans CJK KR" w:eastAsia="Noto Sans CJK KR"/>
+                <w:rFonts w:ascii="NanumGothic" w:hAnsi="NanumGothic" w:eastAsia="NanumGothic" w:cs="NanumGothic"/>
                 <w:sz w:val="17"/>
               </w:rPr>
               <w:t>5주 × 2,000원</w:t>
@@ -1804,7 +1804,7 @@
           <w:p>
             <w:r>
               <w:rPr>
-                <w:rFonts w:ascii="Noto Sans CJK KR" w:hAnsi="Noto Sans CJK KR" w:eastAsia="Noto Sans CJK KR"/>
+                <w:rFonts w:ascii="NanumGothic" w:hAnsi="NanumGothic" w:eastAsia="NanumGothic" w:cs="NanumGothic"/>
                 <w:sz w:val="17"/>
               </w:rPr>
               <w:t>잔여 0주, 실현손익 5,000원</w:t>
@@ -1876,7 +1876,7 @@
             </w:pPr>
             <w:r>
               <w:rPr>
-                <w:rFonts w:ascii="Noto Sans CJK KR" w:hAnsi="Noto Sans CJK KR" w:eastAsia="Noto Sans CJK KR"/>
+                <w:rFonts w:ascii="NanumGothic" w:hAnsi="NanumGothic" w:eastAsia="NanumGothic" w:cs="NanumGothic"/>
                 <w:b/>
                 <w:color w:val="FFFFFF"/>
                 <w:sz w:val="17"/>
@@ -1903,7 +1903,7 @@
             </w:pPr>
             <w:r>
               <w:rPr>
-                <w:rFonts w:ascii="Noto Sans CJK KR" w:hAnsi="Noto Sans CJK KR" w:eastAsia="Noto Sans CJK KR"/>
+                <w:rFonts w:ascii="NanumGothic" w:hAnsi="NanumGothic" w:eastAsia="NanumGothic" w:cs="NanumGothic"/>
                 <w:b/>
                 <w:color w:val="FFFFFF"/>
                 <w:sz w:val="17"/>
@@ -1928,7 +1928,7 @@
           <w:p>
             <w:r>
               <w:rPr>
-                <w:rFonts w:ascii="Noto Sans CJK KR" w:hAnsi="Noto Sans CJK KR" w:eastAsia="Noto Sans CJK KR"/>
+                <w:rFonts w:ascii="NanumGothic" w:hAnsi="NanumGothic" w:eastAsia="NanumGothic" w:cs="NanumGothic"/>
                 <w:sz w:val="17"/>
               </w:rPr>
               <w:t>관심종목</w:t>
@@ -1949,7 +1949,7 @@
           <w:p>
             <w:r>
               <w:rPr>
-                <w:rFonts w:ascii="Noto Sans CJK KR" w:hAnsi="Noto Sans CJK KR" w:eastAsia="Noto Sans CJK KR"/>
+                <w:rFonts w:ascii="NanumGothic" w:hAnsi="NanumGothic" w:eastAsia="NanumGothic" w:cs="NanumGothic"/>
                 <w:sz w:val="17"/>
               </w:rPr>
               <w:t>관찰 상태, 목표 매수가, 사용자 적정주가, 투자 메모</w:t>
@@ -1973,7 +1973,7 @@
           <w:p>
             <w:r>
               <w:rPr>
-                <w:rFonts w:ascii="Noto Sans CJK KR" w:hAnsi="Noto Sans CJK KR" w:eastAsia="Noto Sans CJK KR"/>
+                <w:rFonts w:ascii="NanumGothic" w:hAnsi="NanumGothic" w:eastAsia="NanumGothic" w:cs="NanumGothic"/>
                 <w:sz w:val="17"/>
               </w:rPr>
               <w:t>재무제표</w:t>
@@ -1995,7 +1995,7 @@
           <w:p>
             <w:r>
               <w:rPr>
-                <w:rFonts w:ascii="Noto Sans CJK KR" w:hAnsi="Noto Sans CJK KR" w:eastAsia="Noto Sans CJK KR"/>
+                <w:rFonts w:ascii="NanumGothic" w:hAnsi="NanumGothic" w:eastAsia="NanumGothic" w:cs="NanumGothic"/>
                 <w:sz w:val="17"/>
               </w:rPr>
               <w:t>매출액, 영업이익, 당기순이익, 자산, 부채, 자본, 현금흐름</w:t>
@@ -2018,7 +2018,7 @@
           <w:p>
             <w:r>
               <w:rPr>
-                <w:rFonts w:ascii="Noto Sans CJK KR" w:hAnsi="Noto Sans CJK KR" w:eastAsia="Noto Sans CJK KR"/>
+                <w:rFonts w:ascii="NanumGothic" w:hAnsi="NanumGothic" w:eastAsia="NanumGothic" w:cs="NanumGothic"/>
                 <w:sz w:val="17"/>
               </w:rPr>
               <w:t>가치평가</w:t>
@@ -2039,7 +2039,7 @@
           <w:p>
             <w:r>
               <w:rPr>
-                <w:rFonts w:ascii="Noto Sans CJK KR" w:hAnsi="Noto Sans CJK KR" w:eastAsia="Noto Sans CJK KR"/>
+                <w:rFonts w:ascii="NanumGothic" w:hAnsi="NanumGothic" w:eastAsia="NanumGothic" w:cs="NanumGothic"/>
                 <w:sz w:val="17"/>
               </w:rPr>
               <w:t>EPS, BPS, PER, PBR, ROE, 부채비율, 배당수익률, 적정가치</w:t>
@@ -2063,7 +2063,7 @@
           <w:p>
             <w:r>
               <w:rPr>
-                <w:rFonts w:ascii="Noto Sans CJK KR" w:hAnsi="Noto Sans CJK KR" w:eastAsia="Noto Sans CJK KR"/>
+                <w:rFonts w:ascii="NanumGothic" w:hAnsi="NanumGothic" w:eastAsia="NanumGothic" w:cs="NanumGothic"/>
                 <w:sz w:val="17"/>
               </w:rPr>
               <w:t>배당</w:t>
@@ -2085,7 +2085,7 @@
           <w:p>
             <w:r>
               <w:rPr>
-                <w:rFonts w:ascii="Noto Sans CJK KR" w:hAnsi="Noto Sans CJK KR" w:eastAsia="Noto Sans CJK KR"/>
+                <w:rFonts w:ascii="NanumGothic" w:hAnsi="NanumGothic" w:eastAsia="NanumGothic" w:cs="NanumGothic"/>
                 <w:sz w:val="17"/>
               </w:rPr>
               <w:t>종목별 실제 세후 배당금과 월간 및 연간 배당수익</w:t>
@@ -2108,7 +2108,7 @@
           <w:p>
             <w:r>
               <w:rPr>
-                <w:rFonts w:ascii="Noto Sans CJK KR" w:hAnsi="Noto Sans CJK KR" w:eastAsia="Noto Sans CJK KR"/>
+                <w:rFonts w:ascii="NanumGothic" w:hAnsi="NanumGothic" w:eastAsia="NanumGothic" w:cs="NanumGothic"/>
                 <w:sz w:val="17"/>
               </w:rPr>
               <w:t>복리목표</w:t>
@@ -2129,7 +2129,7 @@
           <w:p>
             <w:r>
               <w:rPr>
-                <w:rFonts w:ascii="Noto Sans CJK KR" w:hAnsi="Noto Sans CJK KR" w:eastAsia="Noto Sans CJK KR"/>
+                <w:rFonts w:ascii="NanumGothic" w:hAnsi="NanumGothic" w:eastAsia="NanumGothic" w:cs="NanumGothic"/>
                 <w:sz w:val="17"/>
               </w:rPr>
               <w:t>시작자산, 목표 연복리수익률, 목표기간, 목표자산과 실제자산 비교</w:t>
@@ -2198,7 +2198,7 @@
             </w:pPr>
             <w:r>
               <w:rPr>
-                <w:rFonts w:ascii="Noto Sans CJK KR" w:hAnsi="Noto Sans CJK KR" w:eastAsia="Noto Sans CJK KR"/>
+                <w:rFonts w:ascii="NanumGothic" w:hAnsi="NanumGothic" w:eastAsia="NanumGothic" w:cs="NanumGothic"/>
                 <w:b/>
                 <w:color w:val="FFFFFF"/>
                 <w:sz w:val="17"/>
@@ -2225,7 +2225,7 @@
             </w:pPr>
             <w:r>
               <w:rPr>
-                <w:rFonts w:ascii="Noto Sans CJK KR" w:hAnsi="Noto Sans CJK KR" w:eastAsia="Noto Sans CJK KR"/>
+                <w:rFonts w:ascii="NanumGothic" w:hAnsi="NanumGothic" w:eastAsia="NanumGothic" w:cs="NanumGothic"/>
                 <w:b/>
                 <w:color w:val="FFFFFF"/>
                 <w:sz w:val="17"/>
@@ -2250,7 +2250,7 @@
           <w:p>
             <w:r>
               <w:rPr>
-                <w:rFonts w:ascii="Noto Sans CJK KR" w:hAnsi="Noto Sans CJK KR" w:eastAsia="Noto Sans CJK KR"/>
+                <w:rFonts w:ascii="NanumGothic" w:hAnsi="NanumGothic" w:eastAsia="NanumGothic" w:cs="NanumGothic"/>
                 <w:sz w:val="17"/>
               </w:rPr>
               <w:t>장중</w:t>
@@ -2271,7 +2271,7 @@
           <w:p>
             <w:r>
               <w:rPr>
-                <w:rFonts w:ascii="Noto Sans CJK KR" w:hAnsi="Noto Sans CJK KR" w:eastAsia="Noto Sans CJK KR"/>
+                <w:rFonts w:ascii="NanumGothic" w:hAnsi="NanumGothic" w:eastAsia="NanumGothic" w:cs="NanumGothic"/>
                 <w:sz w:val="17"/>
               </w:rPr>
               <w:t>최신 시세를 수집하고 현재 평가액을 계산한다.</w:t>
@@ -2295,7 +2295,7 @@
           <w:p>
             <w:r>
               <w:rPr>
-                <w:rFonts w:ascii="Noto Sans CJK KR" w:hAnsi="Noto Sans CJK KR" w:eastAsia="Noto Sans CJK KR"/>
+                <w:rFonts w:ascii="NanumGothic" w:hAnsi="NanumGothic" w:eastAsia="NanumGothic" w:cs="NanumGothic"/>
                 <w:sz w:val="17"/>
               </w:rPr>
               <w:t>매시간</w:t>
@@ -2317,7 +2317,7 @@
           <w:p>
             <w:r>
               <w:rPr>
-                <w:rFonts w:ascii="Noto Sans CJK KR" w:hAnsi="Noto Sans CJK KR" w:eastAsia="Noto Sans CJK KR"/>
+                <w:rFonts w:ascii="NanumGothic" w:hAnsi="NanumGothic" w:eastAsia="NanumGothic" w:cs="NanumGothic"/>
                 <w:sz w:val="17"/>
               </w:rPr>
               <w:t>오늘 날짜의 계좌 및 종목 스냅샷을 같은 행에 UPSERT한다.</w:t>
@@ -2340,7 +2340,7 @@
           <w:p>
             <w:r>
               <w:rPr>
-                <w:rFonts w:ascii="Noto Sans CJK KR" w:hAnsi="Noto Sans CJK KR" w:eastAsia="Noto Sans CJK KR"/>
+                <w:rFonts w:ascii="NanumGothic" w:hAnsi="NanumGothic" w:eastAsia="NanumGothic" w:cs="NanumGothic"/>
                 <w:sz w:val="17"/>
               </w:rPr>
               <w:t>23시</w:t>
@@ -2361,7 +2361,7 @@
           <w:p>
             <w:r>
               <w:rPr>
-                <w:rFonts w:ascii="Noto Sans CJK KR" w:hAnsi="Noto Sans CJK KR" w:eastAsia="Noto Sans CJK KR"/>
+                <w:rFonts w:ascii="NanumGothic" w:hAnsi="NanumGothic" w:eastAsia="NanumGothic" w:cs="NanumGothic"/>
                 <w:sz w:val="17"/>
               </w:rPr>
               <w:t>당일 마지막 스냅샷 갱신을 실행한다.</w:t>
@@ -2385,7 +2385,7 @@
           <w:p>
             <w:r>
               <w:rPr>
-                <w:rFonts w:ascii="Noto Sans CJK KR" w:hAnsi="Noto Sans CJK KR" w:eastAsia="Noto Sans CJK KR"/>
+                <w:rFonts w:ascii="NanumGothic" w:hAnsi="NanumGothic" w:eastAsia="NanumGothic" w:cs="NanumGothic"/>
                 <w:sz w:val="17"/>
               </w:rPr>
               <w:t>다음 날</w:t>
@@ -2407,7 +2407,7 @@
           <w:p>
             <w:r>
               <w:rPr>
-                <w:rFonts w:ascii="Noto Sans CJK KR" w:hAnsi="Noto Sans CJK KR" w:eastAsia="Noto Sans CJK KR"/>
+                <w:rFonts w:ascii="NanumGothic" w:hAnsi="NanumGothic" w:eastAsia="NanumGothic" w:cs="NanumGothic"/>
                 <w:sz w:val="17"/>
               </w:rPr>
               <w:t>새 snapshot_date로 새로운 행을 생성한다.</w:t>
@@ -2430,7 +2430,7 @@
           <w:p>
             <w:r>
               <w:rPr>
-                <w:rFonts w:ascii="Noto Sans CJK KR" w:hAnsi="Noto Sans CJK KR" w:eastAsia="Noto Sans CJK KR"/>
+                <w:rFonts w:ascii="NanumGothic" w:hAnsi="NanumGothic" w:eastAsia="NanumGothic" w:cs="NanumGothic"/>
                 <w:sz w:val="17"/>
               </w:rPr>
               <w:t>수집 실패</w:t>
@@ -2451,7 +2451,7 @@
           <w:p>
             <w:r>
               <w:rPr>
-                <w:rFonts w:ascii="Noto Sans CJK KR" w:hAnsi="Noto Sans CJK KR" w:eastAsia="Noto Sans CJK KR"/>
+                <w:rFonts w:ascii="NanumGothic" w:hAnsi="NanumGothic" w:eastAsia="NanumGothic" w:cs="NanumGothic"/>
                 <w:sz w:val="17"/>
               </w:rPr>
               <w:t>마지막 정상 가격과 가격 기준시각을 표시한다.</w:t>
@@ -2546,7 +2546,7 @@
             </w:pPr>
             <w:r>
               <w:rPr>
-                <w:rFonts w:ascii="Noto Sans CJK KR" w:hAnsi="Noto Sans CJK KR" w:eastAsia="Noto Sans CJK KR"/>
+                <w:rFonts w:ascii="NanumGothic" w:hAnsi="NanumGothic" w:eastAsia="NanumGothic" w:cs="NanumGothic"/>
                 <w:b/>
                 <w:color w:val="FFFFFF"/>
                 <w:sz w:val="17"/>
@@ -2573,7 +2573,7 @@
             </w:pPr>
             <w:r>
               <w:rPr>
-                <w:rFonts w:ascii="Noto Sans CJK KR" w:hAnsi="Noto Sans CJK KR" w:eastAsia="Noto Sans CJK KR"/>
+                <w:rFonts w:ascii="NanumGothic" w:hAnsi="NanumGothic" w:eastAsia="NanumGothic" w:cs="NanumGothic"/>
                 <w:b/>
                 <w:color w:val="FFFFFF"/>
                 <w:sz w:val="17"/>
@@ -2598,7 +2598,7 @@
           <w:p>
             <w:r>
               <w:rPr>
-                <w:rFonts w:ascii="Noto Sans CJK KR" w:hAnsi="Noto Sans CJK KR" w:eastAsia="Noto Sans CJK KR"/>
+                <w:rFonts w:ascii="NanumGothic" w:hAnsi="NanumGothic" w:eastAsia="NanumGothic" w:cs="NanumGothic"/>
                 <w:sz w:val="17"/>
               </w:rPr>
               <w:t>대시보드</w:t>
@@ -2619,7 +2619,7 @@
           <w:p>
             <w:r>
               <w:rPr>
-                <w:rFonts w:ascii="Noto Sans CJK KR" w:hAnsi="Noto Sans CJK KR" w:eastAsia="Noto Sans CJK KR"/>
+                <w:rFonts w:ascii="NanumGothic" w:hAnsi="NanumGothic" w:eastAsia="NanumGothic" w:cs="NanumGothic"/>
                 <w:sz w:val="17"/>
               </w:rPr>
               <w:t>총자산, 주식 평가액, 예수금, 현금 비중, 손익, 배당과 자산 추이</w:t>
@@ -2643,7 +2643,7 @@
           <w:p>
             <w:r>
               <w:rPr>
-                <w:rFonts w:ascii="Noto Sans CJK KR" w:hAnsi="Noto Sans CJK KR" w:eastAsia="Noto Sans CJK KR"/>
+                <w:rFonts w:ascii="NanumGothic" w:hAnsi="NanumGothic" w:eastAsia="NanumGothic" w:cs="NanumGothic"/>
                 <w:sz w:val="17"/>
               </w:rPr>
               <w:t>매수 Lot</w:t>
@@ -2665,7 +2665,7 @@
           <w:p>
             <w:r>
               <w:rPr>
-                <w:rFonts w:ascii="Noto Sans CJK KR" w:hAnsi="Noto Sans CJK KR" w:eastAsia="Noto Sans CJK KR"/>
+                <w:rFonts w:ascii="NanumGothic" w:hAnsi="NanumGothic" w:eastAsia="NanumGothic" w:cs="NanumGothic"/>
                 <w:sz w:val="17"/>
               </w:rPr>
               <w:t>매수 건별 수량, 단가, 잔여수량, 평가손익과 매도 시작</w:t>
@@ -2688,7 +2688,7 @@
           <w:p>
             <w:r>
               <w:rPr>
-                <w:rFonts w:ascii="Noto Sans CJK KR" w:hAnsi="Noto Sans CJK KR" w:eastAsia="Noto Sans CJK KR"/>
+                <w:rFonts w:ascii="NanumGothic" w:hAnsi="NanumGothic" w:eastAsia="NanumGothic" w:cs="NanumGothic"/>
                 <w:sz w:val="17"/>
               </w:rPr>
               <w:t>매도 입력</w:t>
@@ -2709,7 +2709,7 @@
           <w:p>
             <w:r>
               <w:rPr>
-                <w:rFonts w:ascii="Noto Sans CJK KR" w:hAnsi="Noto Sans CJK KR" w:eastAsia="Noto Sans CJK KR"/>
+                <w:rFonts w:ascii="NanumGothic" w:hAnsi="NanumGothic" w:eastAsia="NanumGothic" w:cs="NanumGothic"/>
                 <w:sz w:val="17"/>
               </w:rPr>
               <w:t>선택한 매수 Lot, 매도수량, 매도단가와 예상 실현손익</w:t>
@@ -2733,7 +2733,7 @@
           <w:p>
             <w:r>
               <w:rPr>
-                <w:rFonts w:ascii="Noto Sans CJK KR" w:hAnsi="Noto Sans CJK KR" w:eastAsia="Noto Sans CJK KR"/>
+                <w:rFonts w:ascii="NanumGothic" w:hAnsi="NanumGothic" w:eastAsia="NanumGothic" w:cs="NanumGothic"/>
                 <w:sz w:val="17"/>
               </w:rPr>
               <w:t>포트폴리오</w:t>
@@ -2755,7 +2755,7 @@
           <w:p>
             <w:r>
               <w:rPr>
-                <w:rFonts w:ascii="Noto Sans CJK KR" w:hAnsi="Noto Sans CJK KR" w:eastAsia="Noto Sans CJK KR"/>
+                <w:rFonts w:ascii="NanumGothic" w:hAnsi="NanumGothic" w:eastAsia="NanumGothic" w:cs="NanumGothic"/>
                 <w:sz w:val="17"/>
               </w:rPr>
               <w:t>종목 및 매수 Lot별 평가액, 주식 비중과 현금 비중</w:t>
@@ -2778,7 +2778,7 @@
           <w:p>
             <w:r>
               <w:rPr>
-                <w:rFonts w:ascii="Noto Sans CJK KR" w:hAnsi="Noto Sans CJK KR" w:eastAsia="Noto Sans CJK KR"/>
+                <w:rFonts w:ascii="NanumGothic" w:hAnsi="NanumGothic" w:eastAsia="NanumGothic" w:cs="NanumGothic"/>
                 <w:sz w:val="17"/>
               </w:rPr>
               <w:t>입출금과 배당</w:t>
@@ -2799,7 +2799,7 @@
           <w:p>
             <w:r>
               <w:rPr>
-                <w:rFonts w:ascii="Noto Sans CJK KR" w:hAnsi="Noto Sans CJK KR" w:eastAsia="Noto Sans CJK KR"/>
+                <w:rFonts w:ascii="NanumGothic" w:hAnsi="NanumGothic" w:eastAsia="NanumGothic" w:cs="NanumGothic"/>
                 <w:sz w:val="17"/>
               </w:rPr>
               <w:t>계좌별 입금, 출금 및 종목별 배당 등록</w:t>
@@ -2823,7 +2823,7 @@
           <w:p>
             <w:r>
               <w:rPr>
-                <w:rFonts w:ascii="Noto Sans CJK KR" w:hAnsi="Noto Sans CJK KR" w:eastAsia="Noto Sans CJK KR"/>
+                <w:rFonts w:ascii="NanumGothic" w:hAnsi="NanumGothic" w:eastAsia="NanumGothic" w:cs="NanumGothic"/>
                 <w:sz w:val="17"/>
               </w:rPr>
               <w:t>가치투자</w:t>
@@ -2845,7 +2845,7 @@
           <w:p>
             <w:r>
               <w:rPr>
-                <w:rFonts w:ascii="Noto Sans CJK KR" w:hAnsi="Noto Sans CJK KR" w:eastAsia="Noto Sans CJK KR"/>
+                <w:rFonts w:ascii="NanumGothic" w:hAnsi="NanumGothic" w:eastAsia="NanumGothic" w:cs="NanumGothic"/>
                 <w:sz w:val="17"/>
               </w:rPr>
               <w:t>관심종목, 재무제표, 가치평가 지표와 투자 메모</w:t>
@@ -2868,7 +2868,7 @@
           <w:p>
             <w:r>
               <w:rPr>
-                <w:rFonts w:ascii="Noto Sans CJK KR" w:hAnsi="Noto Sans CJK KR" w:eastAsia="Noto Sans CJK KR"/>
+                <w:rFonts w:ascii="NanumGothic" w:hAnsi="NanumGothic" w:eastAsia="NanumGothic" w:cs="NanumGothic"/>
                 <w:sz w:val="17"/>
               </w:rPr>
               <w:t>복리목표</w:t>
@@ -2889,7 +2889,7 @@
           <w:p>
             <w:r>
               <w:rPr>
-                <w:rFonts w:ascii="Noto Sans CJK KR" w:hAnsi="Noto Sans CJK KR" w:eastAsia="Noto Sans CJK KR"/>
+                <w:rFonts w:ascii="NanumGothic" w:hAnsi="NanumGothic" w:eastAsia="NanumGothic" w:cs="NanumGothic"/>
                 <w:sz w:val="17"/>
               </w:rPr>
               <w:t>목표 성장곡선과 일별 계좌 스냅샷 비교</w:t>
@@ -2913,7 +2913,7 @@
           <w:p>
             <w:r>
               <w:rPr>
-                <w:rFonts w:ascii="Noto Sans CJK KR" w:hAnsi="Noto Sans CJK KR" w:eastAsia="Noto Sans CJK KR"/>
+                <w:rFonts w:ascii="NanumGothic" w:hAnsi="NanumGothic" w:eastAsia="NanumGothic" w:cs="NanumGothic"/>
                 <w:sz w:val="17"/>
               </w:rPr>
               <w:t>설정</w:t>
@@ -2935,7 +2935,7 @@
           <w:p>
             <w:r>
               <w:rPr>
-                <w:rFonts w:ascii="Noto Sans CJK KR" w:hAnsi="Noto Sans CJK KR" w:eastAsia="Noto Sans CJK KR"/>
+                <w:rFonts w:ascii="NanumGothic" w:hAnsi="NanumGothic" w:eastAsia="NanumGothic" w:cs="NanumGothic"/>
                 <w:sz w:val="17"/>
               </w:rPr>
               <w:t>현재 예수금 직접 수정, 수집 상태와 스냅샷 재실행</w:t>
@@ -2999,7 +2999,7 @@
             </w:pPr>
             <w:r>
               <w:rPr>
-                <w:rFonts w:ascii="Noto Sans CJK KR" w:hAnsi="Noto Sans CJK KR" w:eastAsia="Noto Sans CJK KR"/>
+                <w:rFonts w:ascii="NanumGothic" w:hAnsi="NanumGothic" w:eastAsia="NanumGothic" w:cs="NanumGothic"/>
                 <w:b/>
                 <w:color w:val="FFFFFF"/>
                 <w:sz w:val="16"/>
@@ -3026,7 +3026,7 @@
             </w:pPr>
             <w:r>
               <w:rPr>
-                <w:rFonts w:ascii="Noto Sans CJK KR" w:hAnsi="Noto Sans CJK KR" w:eastAsia="Noto Sans CJK KR"/>
+                <w:rFonts w:ascii="NanumGothic" w:hAnsi="NanumGothic" w:eastAsia="NanumGothic" w:cs="NanumGothic"/>
                 <w:b/>
                 <w:color w:val="FFFFFF"/>
                 <w:sz w:val="16"/>
@@ -3051,7 +3051,7 @@
           <w:p>
             <w:r>
               <w:rPr>
-                <w:rFonts w:ascii="Noto Sans CJK KR" w:hAnsi="Noto Sans CJK KR" w:eastAsia="Noto Sans CJK KR"/>
+                <w:rFonts w:ascii="NanumGothic" w:hAnsi="NanumGothic" w:eastAsia="NanumGothic" w:cs="NanumGothic"/>
                 <w:sz w:val="16"/>
               </w:rPr>
               <w:t>accounts</w:t>
@@ -3072,7 +3072,7 @@
           <w:p>
             <w:r>
               <w:rPr>
-                <w:rFonts w:ascii="Noto Sans CJK KR" w:hAnsi="Noto Sans CJK KR" w:eastAsia="Noto Sans CJK KR"/>
+                <w:rFonts w:ascii="NanumGothic" w:hAnsi="NanumGothic" w:eastAsia="NanumGothic" w:cs="NanumGothic"/>
                 <w:sz w:val="16"/>
               </w:rPr>
               <w:t>계좌 기본정보와 현재 실제 예수금</w:t>
@@ -3096,7 +3096,7 @@
           <w:p>
             <w:r>
               <w:rPr>
-                <w:rFonts w:ascii="Noto Sans CJK KR" w:hAnsi="Noto Sans CJK KR" w:eastAsia="Noto Sans CJK KR"/>
+                <w:rFonts w:ascii="NanumGothic" w:hAnsi="NanumGothic" w:eastAsia="NanumGothic" w:cs="NanumGothic"/>
                 <w:sz w:val="16"/>
               </w:rPr>
               <w:t>securities</w:t>
@@ -3118,7 +3118,7 @@
           <w:p>
             <w:r>
               <w:rPr>
-                <w:rFonts w:ascii="Noto Sans CJK KR" w:hAnsi="Noto Sans CJK KR" w:eastAsia="Noto Sans CJK KR"/>
+                <w:rFonts w:ascii="NanumGothic" w:hAnsi="NanumGothic" w:eastAsia="NanumGothic" w:cs="NanumGothic"/>
                 <w:sz w:val="16"/>
               </w:rPr>
               <w:t>종목 기준정보와 재무정보 수집 식별자</w:t>
@@ -3141,7 +3141,7 @@
           <w:p>
             <w:r>
               <w:rPr>
-                <w:rFonts w:ascii="Noto Sans CJK KR" w:hAnsi="Noto Sans CJK KR" w:eastAsia="Noto Sans CJK KR"/>
+                <w:rFonts w:ascii="NanumGothic" w:hAnsi="NanumGothic" w:eastAsia="NanumGothic" w:cs="NanumGothic"/>
                 <w:sz w:val="16"/>
               </w:rPr>
               <w:t>watchlist_items</w:t>
@@ -3162,7 +3162,7 @@
           <w:p>
             <w:r>
               <w:rPr>
-                <w:rFonts w:ascii="Noto Sans CJK KR" w:hAnsi="Noto Sans CJK KR" w:eastAsia="Noto Sans CJK KR"/>
+                <w:rFonts w:ascii="NanumGothic" w:hAnsi="NanumGothic" w:eastAsia="NanumGothic" w:cs="NanumGothic"/>
                 <w:sz w:val="16"/>
               </w:rPr>
               <w:t>가치투자 후보와 사용자 판단정보</w:t>
@@ -3186,7 +3186,7 @@
           <w:p>
             <w:r>
               <w:rPr>
-                <w:rFonts w:ascii="Noto Sans CJK KR" w:hAnsi="Noto Sans CJK KR" w:eastAsia="Noto Sans CJK KR"/>
+                <w:rFonts w:ascii="NanumGothic" w:hAnsi="NanumGothic" w:eastAsia="NanumGothic" w:cs="NanumGothic"/>
                 <w:sz w:val="16"/>
               </w:rPr>
               <w:t>buy_trades</w:t>
@@ -3208,7 +3208,7 @@
           <w:p>
             <w:r>
               <w:rPr>
-                <w:rFonts w:ascii="Noto Sans CJK KR" w:hAnsi="Noto Sans CJK KR" w:eastAsia="Noto Sans CJK KR"/>
+                <w:rFonts w:ascii="NanumGothic" w:hAnsi="NanumGothic" w:eastAsia="NanumGothic" w:cs="NanumGothic"/>
                 <w:sz w:val="16"/>
               </w:rPr>
               <w:t>독립적인 매수 Lot</w:t>
@@ -3231,7 +3231,7 @@
           <w:p>
             <w:r>
               <w:rPr>
-                <w:rFonts w:ascii="Noto Sans CJK KR" w:hAnsi="Noto Sans CJK KR" w:eastAsia="Noto Sans CJK KR"/>
+                <w:rFonts w:ascii="NanumGothic" w:hAnsi="NanumGothic" w:eastAsia="NanumGothic" w:cs="NanumGothic"/>
                 <w:sz w:val="16"/>
               </w:rPr>
               <w:t>sell_trades</w:t>
@@ -3252,7 +3252,7 @@
           <w:p>
             <w:r>
               <w:rPr>
-                <w:rFonts w:ascii="Noto Sans CJK KR" w:hAnsi="Noto Sans CJK KR" w:eastAsia="Noto Sans CJK KR"/>
+                <w:rFonts w:ascii="NanumGothic" w:hAnsi="NanumGothic" w:eastAsia="NanumGothic" w:cs="NanumGothic"/>
                 <w:sz w:val="16"/>
               </w:rPr>
               <w:t>특정 매수 Lot에 연결된 매도</w:t>
@@ -3276,7 +3276,7 @@
           <w:p>
             <w:r>
               <w:rPr>
-                <w:rFonts w:ascii="Noto Sans CJK KR" w:hAnsi="Noto Sans CJK KR" w:eastAsia="Noto Sans CJK KR"/>
+                <w:rFonts w:ascii="NanumGothic" w:hAnsi="NanumGothic" w:eastAsia="NanumGothic" w:cs="NanumGothic"/>
                 <w:sz w:val="16"/>
               </w:rPr>
               <w:t>cash_transactions</w:t>
@@ -3298,7 +3298,7 @@
           <w:p>
             <w:r>
               <w:rPr>
-                <w:rFonts w:ascii="Noto Sans CJK KR" w:hAnsi="Noto Sans CJK KR" w:eastAsia="Noto Sans CJK KR"/>
+                <w:rFonts w:ascii="NanumGothic" w:hAnsi="NanumGothic" w:eastAsia="NanumGothic" w:cs="NanumGothic"/>
                 <w:sz w:val="16"/>
               </w:rPr>
               <w:t>외부 입금과 출금</w:t>
@@ -3321,7 +3321,7 @@
           <w:p>
             <w:r>
               <w:rPr>
-                <w:rFonts w:ascii="Noto Sans CJK KR" w:hAnsi="Noto Sans CJK KR" w:eastAsia="Noto Sans CJK KR"/>
+                <w:rFonts w:ascii="NanumGothic" w:hAnsi="NanumGothic" w:eastAsia="NanumGothic" w:cs="NanumGothic"/>
                 <w:sz w:val="16"/>
               </w:rPr>
               <w:t>dividends</w:t>
@@ -3342,7 +3342,7 @@
           <w:p>
             <w:r>
               <w:rPr>
-                <w:rFonts w:ascii="Noto Sans CJK KR" w:hAnsi="Noto Sans CJK KR" w:eastAsia="Noto Sans CJK KR"/>
+                <w:rFonts w:ascii="NanumGothic" w:hAnsi="NanumGothic" w:eastAsia="NanumGothic" w:cs="NanumGothic"/>
                 <w:sz w:val="16"/>
               </w:rPr>
               <w:t>종목별 실제 세후 배당금</w:t>
@@ -3366,7 +3366,7 @@
           <w:p>
             <w:r>
               <w:rPr>
-                <w:rFonts w:ascii="Noto Sans CJK KR" w:hAnsi="Noto Sans CJK KR" w:eastAsia="Noto Sans CJK KR"/>
+                <w:rFonts w:ascii="NanumGothic" w:hAnsi="NanumGothic" w:eastAsia="NanumGothic" w:cs="NanumGothic"/>
                 <w:sz w:val="16"/>
               </w:rPr>
               <w:t>monthly_trading_costs</w:t>
@@ -3388,7 +3388,7 @@
           <w:p>
             <w:r>
               <w:rPr>
-                <w:rFonts w:ascii="Noto Sans CJK KR" w:hAnsi="Noto Sans CJK KR" w:eastAsia="Noto Sans CJK KR"/>
+                <w:rFonts w:ascii="NanumGothic" w:hAnsi="NanumGothic" w:eastAsia="NanumGothic" w:cs="NanumGothic"/>
                 <w:sz w:val="16"/>
               </w:rPr>
               <w:t>계좌별 월간 거래비용 참고 합계</w:t>
@@ -3411,7 +3411,7 @@
           <w:p>
             <w:r>
               <w:rPr>
-                <w:rFonts w:ascii="Noto Sans CJK KR" w:hAnsi="Noto Sans CJK KR" w:eastAsia="Noto Sans CJK KR"/>
+                <w:rFonts w:ascii="NanumGothic" w:hAnsi="NanumGothic" w:eastAsia="NanumGothic" w:cs="NanumGothic"/>
                 <w:sz w:val="16"/>
               </w:rPr>
               <w:t>positions</w:t>
@@ -3432,7 +3432,7 @@
           <w:p>
             <w:r>
               <w:rPr>
-                <w:rFonts w:ascii="Noto Sans CJK KR" w:hAnsi="Noto Sans CJK KR" w:eastAsia="Noto Sans CJK KR"/>
+                <w:rFonts w:ascii="NanumGothic" w:hAnsi="NanumGothic" w:eastAsia="NanumGothic" w:cs="NanumGothic"/>
                 <w:sz w:val="16"/>
               </w:rPr>
               <w:t>종목별 현재 보유수량과 평가 집계</w:t>
@@ -3456,7 +3456,7 @@
           <w:p>
             <w:r>
               <w:rPr>
-                <w:rFonts w:ascii="Noto Sans CJK KR" w:hAnsi="Noto Sans CJK KR" w:eastAsia="Noto Sans CJK KR"/>
+                <w:rFonts w:ascii="NanumGothic" w:hAnsi="NanumGothic" w:eastAsia="NanumGothic" w:cs="NanumGothic"/>
                 <w:sz w:val="16"/>
               </w:rPr>
               <w:t>market_prices</w:t>
@@ -3478,7 +3478,7 @@
           <w:p>
             <w:r>
               <w:rPr>
-                <w:rFonts w:ascii="Noto Sans CJK KR" w:hAnsi="Noto Sans CJK KR" w:eastAsia="Noto Sans CJK KR"/>
+                <w:rFonts w:ascii="NanumGothic" w:hAnsi="NanumGothic" w:eastAsia="NanumGothic" w:cs="NanumGothic"/>
                 <w:sz w:val="16"/>
               </w:rPr>
               <w:t>종목별 최신 가격과 수집시각</w:t>
@@ -3501,7 +3501,7 @@
           <w:p>
             <w:r>
               <w:rPr>
-                <w:rFonts w:ascii="Noto Sans CJK KR" w:hAnsi="Noto Sans CJK KR" w:eastAsia="Noto Sans CJK KR"/>
+                <w:rFonts w:ascii="NanumGothic" w:hAnsi="NanumGothic" w:eastAsia="NanumGothic" w:cs="NanumGothic"/>
                 <w:sz w:val="16"/>
               </w:rPr>
               <w:t>daily_account_snapshots</w:t>
@@ -3522,7 +3522,7 @@
           <w:p>
             <w:r>
               <w:rPr>
-                <w:rFonts w:ascii="Noto Sans CJK KR" w:hAnsi="Noto Sans CJK KR" w:eastAsia="Noto Sans CJK KR"/>
+                <w:rFonts w:ascii="NanumGothic" w:hAnsi="NanumGothic" w:eastAsia="NanumGothic" w:cs="NanumGothic"/>
                 <w:sz w:val="16"/>
               </w:rPr>
               <w:t>계좌별 일별 자산 상태</w:t>
@@ -3546,7 +3546,7 @@
           <w:p>
             <w:r>
               <w:rPr>
-                <w:rFonts w:ascii="Noto Sans CJK KR" w:hAnsi="Noto Sans CJK KR" w:eastAsia="Noto Sans CJK KR"/>
+                <w:rFonts w:ascii="NanumGothic" w:hAnsi="NanumGothic" w:eastAsia="NanumGothic" w:cs="NanumGothic"/>
                 <w:sz w:val="16"/>
               </w:rPr>
               <w:t>daily_position_snapshots</w:t>
@@ -3568,7 +3568,7 @@
           <w:p>
             <w:r>
               <w:rPr>
-                <w:rFonts w:ascii="Noto Sans CJK KR" w:hAnsi="Noto Sans CJK KR" w:eastAsia="Noto Sans CJK KR"/>
+                <w:rFonts w:ascii="NanumGothic" w:hAnsi="NanumGothic" w:eastAsia="NanumGothic" w:cs="NanumGothic"/>
                 <w:sz w:val="16"/>
               </w:rPr>
               <w:t>매수 Lot 또는 종목별 일별 평가 상태</w:t>
@@ -3591,7 +3591,7 @@
           <w:p>
             <w:r>
               <w:rPr>
-                <w:rFonts w:ascii="Noto Sans CJK KR" w:hAnsi="Noto Sans CJK KR" w:eastAsia="Noto Sans CJK KR"/>
+                <w:rFonts w:ascii="NanumGothic" w:hAnsi="NanumGothic" w:eastAsia="NanumGothic" w:cs="NanumGothic"/>
                 <w:sz w:val="16"/>
               </w:rPr>
               <w:t>financial_statements</w:t>
@@ -3612,7 +3612,7 @@
           <w:p>
             <w:r>
               <w:rPr>
-                <w:rFonts w:ascii="Noto Sans CJK KR" w:hAnsi="Noto Sans CJK KR" w:eastAsia="Noto Sans CJK KR"/>
+                <w:rFonts w:ascii="NanumGothic" w:hAnsi="NanumGothic" w:eastAsia="NanumGothic" w:cs="NanumGothic"/>
                 <w:sz w:val="16"/>
               </w:rPr>
               <w:t>기간별 실제 및 추정 재무제표</w:t>
@@ -3636,7 +3636,7 @@
           <w:p>
             <w:r>
               <w:rPr>
-                <w:rFonts w:ascii="Noto Sans CJK KR" w:hAnsi="Noto Sans CJK KR" w:eastAsia="Noto Sans CJK KR"/>
+                <w:rFonts w:ascii="NanumGothic" w:hAnsi="NanumGothic" w:eastAsia="NanumGothic" w:cs="NanumGothic"/>
                 <w:sz w:val="16"/>
               </w:rPr>
               <w:t>valuation_metrics</w:t>
@@ -3658,7 +3658,7 @@
           <w:p>
             <w:r>
               <w:rPr>
-                <w:rFonts w:ascii="Noto Sans CJK KR" w:hAnsi="Noto Sans CJK KR" w:eastAsia="Noto Sans CJK KR"/>
+                <w:rFonts w:ascii="NanumGothic" w:hAnsi="NanumGothic" w:eastAsia="NanumGothic" w:cs="NanumGothic"/>
                 <w:sz w:val="16"/>
               </w:rPr>
               <w:t>기준일별 가치투자 지표</w:t>
@@ -3681,7 +3681,7 @@
           <w:p>
             <w:r>
               <w:rPr>
-                <w:rFonts w:ascii="Noto Sans CJK KR" w:hAnsi="Noto Sans CJK KR" w:eastAsia="Noto Sans CJK KR"/>
+                <w:rFonts w:ascii="NanumGothic" w:hAnsi="NanumGothic" w:eastAsia="NanumGothic" w:cs="NanumGothic"/>
                 <w:sz w:val="16"/>
               </w:rPr>
               <w:t>compound_growth_goals</w:t>
@@ -3702,7 +3702,7 @@
           <w:p>
             <w:r>
               <w:rPr>
-                <w:rFonts w:ascii="Noto Sans CJK KR" w:hAnsi="Noto Sans CJK KR" w:eastAsia="Noto Sans CJK KR"/>
+                <w:rFonts w:ascii="NanumGothic" w:hAnsi="NanumGothic" w:eastAsia="NanumGothic" w:cs="NanumGothic"/>
                 <w:sz w:val="16"/>
               </w:rPr>
               <w:t>계좌별 장기 복리목표</w:t>
@@ -3766,7 +3766,7 @@
             </w:pPr>
             <w:r>
               <w:rPr>
-                <w:rFonts w:ascii="Noto Sans CJK KR" w:hAnsi="Noto Sans CJK KR" w:eastAsia="Noto Sans CJK KR"/>
+                <w:rFonts w:ascii="NanumGothic" w:hAnsi="NanumGothic" w:eastAsia="NanumGothic" w:cs="NanumGothic"/>
                 <w:b/>
                 <w:color w:val="FFFFFF"/>
                 <w:sz w:val="17"/>
@@ -3793,7 +3793,7 @@
             </w:pPr>
             <w:r>
               <w:rPr>
-                <w:rFonts w:ascii="Noto Sans CJK KR" w:hAnsi="Noto Sans CJK KR" w:eastAsia="Noto Sans CJK KR"/>
+                <w:rFonts w:ascii="NanumGothic" w:hAnsi="NanumGothic" w:eastAsia="NanumGothic" w:cs="NanumGothic"/>
                 <w:b/>
                 <w:color w:val="FFFFFF"/>
                 <w:sz w:val="17"/>
@@ -3818,7 +3818,7 @@
           <w:p>
             <w:r>
               <w:rPr>
-                <w:rFonts w:ascii="Noto Sans CJK KR" w:hAnsi="Noto Sans CJK KR" w:eastAsia="Noto Sans CJK KR"/>
+                <w:rFonts w:ascii="NanumGothic" w:hAnsi="NanumGothic" w:eastAsia="NanumGothic" w:cs="NanumGothic"/>
                 <w:sz w:val="17"/>
               </w:rPr>
               <w:t>positions</w:t>
@@ -3839,7 +3839,7 @@
           <w:p>
             <w:r>
               <w:rPr>
-                <w:rFonts w:ascii="Noto Sans CJK KR" w:hAnsi="Noto Sans CJK KR" w:eastAsia="Noto Sans CJK KR"/>
+                <w:rFonts w:ascii="NanumGothic" w:hAnsi="NanumGothic" w:eastAsia="NanumGothic" w:cs="NanumGothic"/>
                 <w:sz w:val="17"/>
               </w:rPr>
               <w:t>매수 Lot과 종목 요약의 저장 또는 조회 계산 범위</w:t>
@@ -3863,7 +3863,7 @@
           <w:p>
             <w:r>
               <w:rPr>
-                <w:rFonts w:ascii="Noto Sans CJK KR" w:hAnsi="Noto Sans CJK KR" w:eastAsia="Noto Sans CJK KR"/>
+                <w:rFonts w:ascii="NanumGothic" w:hAnsi="NanumGothic" w:eastAsia="NanumGothic" w:cs="NanumGothic"/>
                 <w:sz w:val="17"/>
               </w:rPr>
               <w:t>스냅샷</w:t>
@@ -3885,7 +3885,7 @@
           <w:p>
             <w:r>
               <w:rPr>
-                <w:rFonts w:ascii="Noto Sans CJK KR" w:hAnsi="Noto Sans CJK KR" w:eastAsia="Noto Sans CJK KR"/>
+                <w:rFonts w:ascii="NanumGothic" w:hAnsi="NanumGothic" w:eastAsia="NanumGothic" w:cs="NanumGothic"/>
                 <w:sz w:val="17"/>
               </w:rPr>
               <w:t>daily_position_snapshots를 Lot 기준으로 저장할지 종목 기준으로 저장할지</w:t>
@@ -3908,7 +3908,7 @@
           <w:p>
             <w:r>
               <w:rPr>
-                <w:rFonts w:ascii="Noto Sans CJK KR" w:hAnsi="Noto Sans CJK KR" w:eastAsia="Noto Sans CJK KR"/>
+                <w:rFonts w:ascii="NanumGothic" w:hAnsi="NanumGothic" w:eastAsia="NanumGothic" w:cs="NanumGothic"/>
                 <w:sz w:val="17"/>
               </w:rPr>
               <w:t>수익률</w:t>
@@ -3929,7 +3929,7 @@
           <w:p>
             <w:r>
               <w:rPr>
-                <w:rFonts w:ascii="Noto Sans CJK KR" w:hAnsi="Noto Sans CJK KR" w:eastAsia="Noto Sans CJK KR"/>
+                <w:rFonts w:ascii="NanumGothic" w:hAnsi="NanumGothic" w:eastAsia="NanumGothic" w:cs="NanumGothic"/>
                 <w:sz w:val="17"/>
               </w:rPr>
               <w:t>대시보드 기본 수익률과 TWR 적용 범위</w:t>
@@ -3953,7 +3953,7 @@
           <w:p>
             <w:r>
               <w:rPr>
-                <w:rFonts w:ascii="Noto Sans CJK KR" w:hAnsi="Noto Sans CJK KR" w:eastAsia="Noto Sans CJK KR"/>
+                <w:rFonts w:ascii="NanumGothic" w:hAnsi="NanumGothic" w:eastAsia="NanumGothic" w:cs="NanumGothic"/>
                 <w:sz w:val="17"/>
               </w:rPr>
               <w:t>시세와 재무정보</w:t>
@@ -3975,7 +3975,7 @@
           <w:p>
             <w:r>
               <w:rPr>
-                <w:rFonts w:ascii="Noto Sans CJK KR" w:hAnsi="Noto Sans CJK KR" w:eastAsia="Noto Sans CJK KR"/>
+                <w:rFonts w:ascii="NanumGothic" w:hAnsi="NanumGothic" w:eastAsia="NanumGothic" w:cs="NanumGothic"/>
                 <w:sz w:val="17"/>
               </w:rPr>
               <w:t>제공처, 수집주기, 재시도와 정정 데이터 처리</w:t>
@@ -3998,7 +3998,7 @@
           <w:p>
             <w:r>
               <w:rPr>
-                <w:rFonts w:ascii="Noto Sans CJK KR" w:hAnsi="Noto Sans CJK KR" w:eastAsia="Noto Sans CJK KR"/>
+                <w:rFonts w:ascii="NanumGothic" w:hAnsi="NanumGothic" w:eastAsia="NanumGothic" w:cs="NanumGothic"/>
                 <w:sz w:val="17"/>
               </w:rPr>
               <w:t>휴장일</w:t>
@@ -4019,7 +4019,7 @@
           <w:p>
             <w:r>
               <w:rPr>
-                <w:rFonts w:ascii="Noto Sans CJK KR" w:hAnsi="Noto Sans CJK KR" w:eastAsia="Noto Sans CJK KR"/>
+                <w:rFonts w:ascii="NanumGothic" w:hAnsi="NanumGothic" w:eastAsia="NanumGothic" w:cs="NanumGothic"/>
                 <w:sz w:val="17"/>
               </w:rPr>
               <w:t>주말과 휴장일 스냅샷 생성 여부</w:t>
@@ -4043,7 +4043,7 @@
           <w:p>
             <w:r>
               <w:rPr>
-                <w:rFonts w:ascii="Noto Sans CJK KR" w:hAnsi="Noto Sans CJK KR" w:eastAsia="Noto Sans CJK KR"/>
+                <w:rFonts w:ascii="NanumGothic" w:hAnsi="NanumGothic" w:eastAsia="NanumGothic" w:cs="NanumGothic"/>
                 <w:sz w:val="17"/>
               </w:rPr>
               <w:t>삭제 정책</w:t>
@@ -4065,7 +4065,7 @@
           <w:p>
             <w:r>
               <w:rPr>
-                <w:rFonts w:ascii="Noto Sans CJK KR" w:hAnsi="Noto Sans CJK KR" w:eastAsia="Noto Sans CJK KR"/>
+                <w:rFonts w:ascii="NanumGothic" w:hAnsi="NanumGothic" w:eastAsia="NanumGothic" w:cs="NanumGothic"/>
                 <w:sz w:val="17"/>
               </w:rPr>
               <w:t>매도가 연결된 매수 건의 삭제 제한과 복구 방식</w:t>
@@ -4149,7 +4149,7 @@
     <w:r/>
     <w:r>
       <w:rPr>
-        <w:rFonts w:ascii="Noto Sans CJK KR" w:hAnsi="Noto Sans CJK KR" w:eastAsia="Noto Sans CJK KR"/>
+        <w:rFonts w:ascii="NanumGothic" w:hAnsi="NanumGothic" w:eastAsia="NanumGothic" w:cs="NanumGothic"/>
         <w:color w:val="646E78"/>
         <w:sz w:val="16"/>
       </w:rPr>
@@ -4247,7 +4247,7 @@
         <w:ind w:left="1440" w:hanging="360"/>
       </w:pPr>
       <w:rPr>
-        <w:rFonts w:ascii="Symbol" w:hAnsi="Symbol" w:hint="default"/>
+        <w:rFonts w:ascii="NanumGothic" w:hAnsi="NanumGothic" w:eastAsia="NanumGothic" w:cs="NanumGothic"/>
       </w:rPr>
     </w:lvl>
   </w:abstractNum>
@@ -4268,7 +4268,7 @@
         <w:ind w:left="1080" w:hanging="360"/>
       </w:pPr>
       <w:rPr>
-        <w:rFonts w:ascii="Symbol" w:hAnsi="Symbol" w:hint="default"/>
+        <w:rFonts w:ascii="NanumGothic" w:hAnsi="NanumGothic" w:eastAsia="NanumGothic" w:cs="NanumGothic"/>
       </w:rPr>
     </w:lvl>
   </w:abstractNum>
@@ -4289,7 +4289,7 @@
         <w:ind w:left="720" w:hanging="360"/>
       </w:pPr>
       <w:rPr>
-        <w:rFonts w:ascii="Symbol" w:hAnsi="Symbol" w:hint="default"/>
+        <w:rFonts w:ascii="NanumGothic" w:hAnsi="NanumGothic" w:eastAsia="NanumGothic" w:cs="NanumGothic"/>
       </w:rPr>
     </w:lvl>
   </w:abstractNum>
@@ -4328,7 +4328,7 @@
         <w:ind w:left="360" w:hanging="360"/>
       </w:pPr>
       <w:rPr>
-        <w:rFonts w:ascii="Symbol" w:hAnsi="Symbol" w:hint="default"/>
+        <w:rFonts w:ascii="NanumGothic" w:hAnsi="NanumGothic" w:eastAsia="NanumGothic" w:cs="NanumGothic"/>
       </w:rPr>
     </w:lvl>
   </w:abstractNum>
@@ -4367,7 +4367,7 @@
   <w:docDefaults>
     <w:rPrDefault>
       <w:rPr>
-        <w:rFonts w:asciiTheme="minorHAnsi" w:eastAsiaTheme="minorEastAsia" w:hAnsiTheme="minorHAnsi" w:cstheme="minorBidi"/>
+        <w:rFonts w:ascii="NanumGothic" w:hAnsi="NanumGothic" w:eastAsia="NanumGothic" w:cs="NanumGothic"/>
         <w:sz w:val="22"/>
         <w:szCs w:val="22"/>
         <w:lang w:val="en-US" w:eastAsia="en-US" w:bidi="ar-SA"/>
@@ -4526,7 +4526,7 @@
       <w:spacing w:before="0" w:after="100" w:line="283" w:lineRule="auto"/>
     </w:pPr>
     <w:rPr>
-      <w:rFonts w:ascii="Noto Sans CJK KR" w:hAnsi="Noto Sans CJK KR" w:eastAsia="Noto Sans CJK KR"/>
+      <w:rFonts w:ascii="NanumGothic" w:hAnsi="NanumGothic" w:eastAsia="NanumGothic" w:cs="NanumGothic"/>
       <w:b w:val="0"/>
       <w:color w:val="000000"/>
       <w:sz w:val="21"/>
@@ -4591,7 +4591,7 @@
       <w:outlineLvl w:val="0"/>
     </w:pPr>
     <w:rPr>
-      <w:rFonts w:asciiTheme="majorHAnsi" w:eastAsiaTheme="majorEastAsia" w:hAnsiTheme="majorHAnsi" w:cstheme="majorBidi" w:ascii="Noto Sans CJK KR" w:hAnsi="Noto Sans CJK KR" w:eastAsia="Noto Sans CJK KR"/>
+      <w:rFonts w:ascii="NanumGothic" w:hAnsi="NanumGothic" w:eastAsia="NanumGothic" w:cs="NanumGothic"/>
       <w:b/>
       <w:bCs/>
       <w:color w:val="23354D"/>
@@ -4615,7 +4615,7 @@
       <w:outlineLvl w:val="1"/>
     </w:pPr>
     <w:rPr>
-      <w:rFonts w:asciiTheme="majorHAnsi" w:eastAsiaTheme="majorEastAsia" w:hAnsiTheme="majorHAnsi" w:cstheme="majorBidi" w:ascii="Noto Sans CJK KR" w:hAnsi="Noto Sans CJK KR" w:eastAsia="Noto Sans CJK KR"/>
+      <w:rFonts w:ascii="NanumGothic" w:hAnsi="NanumGothic" w:eastAsia="NanumGothic" w:cs="NanumGothic"/>
       <w:b/>
       <w:bCs/>
       <w:color w:val="3973A8"/>
@@ -4639,7 +4639,7 @@
       <w:outlineLvl w:val="2"/>
     </w:pPr>
     <w:rPr>
-      <w:rFonts w:asciiTheme="majorHAnsi" w:eastAsiaTheme="majorEastAsia" w:hAnsiTheme="majorHAnsi" w:cstheme="majorBidi"/>
+      <w:rFonts w:ascii="NanumGothic" w:hAnsi="NanumGothic" w:eastAsia="NanumGothic" w:cs="NanumGothic"/>
       <w:b/>
       <w:bCs/>
       <w:color w:val="4F81BD" w:themeColor="accent1"/>
@@ -4662,7 +4662,7 @@
       <w:outlineLvl w:val="3"/>
     </w:pPr>
     <w:rPr>
-      <w:rFonts w:asciiTheme="majorHAnsi" w:eastAsiaTheme="majorEastAsia" w:hAnsiTheme="majorHAnsi" w:cstheme="majorBidi"/>
+      <w:rFonts w:ascii="NanumGothic" w:hAnsi="NanumGothic" w:eastAsia="NanumGothic" w:cs="NanumGothic"/>
       <w:b/>
       <w:bCs/>
       <w:i/>
@@ -4687,7 +4687,7 @@
       <w:outlineLvl w:val="4"/>
     </w:pPr>
     <w:rPr>
-      <w:rFonts w:asciiTheme="majorHAnsi" w:eastAsiaTheme="majorEastAsia" w:hAnsiTheme="majorHAnsi" w:cstheme="majorBidi"/>
+      <w:rFonts w:ascii="NanumGothic" w:hAnsi="NanumGothic" w:eastAsia="NanumGothic" w:cs="NanumGothic"/>
       <w:color w:val="243F60" w:themeColor="accent1" w:themeShade="7F"/>
     </w:rPr>
   </w:style>
@@ -4708,7 +4708,7 @@
       <w:outlineLvl w:val="5"/>
     </w:pPr>
     <w:rPr>
-      <w:rFonts w:asciiTheme="majorHAnsi" w:eastAsiaTheme="majorEastAsia" w:hAnsiTheme="majorHAnsi" w:cstheme="majorBidi"/>
+      <w:rFonts w:ascii="NanumGothic" w:hAnsi="NanumGothic" w:eastAsia="NanumGothic" w:cs="NanumGothic"/>
       <w:i/>
       <w:iCs/>
       <w:color w:val="243F60" w:themeColor="accent1" w:themeShade="7F"/>
@@ -4731,7 +4731,7 @@
       <w:outlineLvl w:val="6"/>
     </w:pPr>
     <w:rPr>
-      <w:rFonts w:asciiTheme="majorHAnsi" w:eastAsiaTheme="majorEastAsia" w:hAnsiTheme="majorHAnsi" w:cstheme="majorBidi"/>
+      <w:rFonts w:ascii="NanumGothic" w:hAnsi="NanumGothic" w:eastAsia="NanumGothic" w:cs="NanumGothic"/>
       <w:i/>
       <w:iCs/>
       <w:color w:val="404040" w:themeColor="text1" w:themeTint="BF"/>
@@ -4754,7 +4754,7 @@
       <w:outlineLvl w:val="7"/>
     </w:pPr>
     <w:rPr>
-      <w:rFonts w:asciiTheme="majorHAnsi" w:eastAsiaTheme="majorEastAsia" w:hAnsiTheme="majorHAnsi" w:cstheme="majorBidi"/>
+      <w:rFonts w:ascii="NanumGothic" w:hAnsi="NanumGothic" w:eastAsia="NanumGothic" w:cs="NanumGothic"/>
       <w:color w:val="4F81BD" w:themeColor="accent1"/>
       <w:sz w:val="20"/>
       <w:szCs w:val="20"/>
@@ -4777,7 +4777,7 @@
       <w:outlineLvl w:val="8"/>
     </w:pPr>
     <w:rPr>
-      <w:rFonts w:asciiTheme="majorHAnsi" w:eastAsiaTheme="majorEastAsia" w:hAnsiTheme="majorHAnsi" w:cstheme="majorBidi"/>
+      <w:rFonts w:ascii="NanumGothic" w:hAnsi="NanumGothic" w:eastAsia="NanumGothic" w:cs="NanumGothic"/>
       <w:i/>
       <w:iCs/>
       <w:color w:val="404040" w:themeColor="text1" w:themeTint="BF"/>
@@ -4828,7 +4828,7 @@
     <w:uiPriority w:val="9"/>
     <w:rsid w:val="00FC693F"/>
     <w:rPr>
-      <w:rFonts w:asciiTheme="majorHAnsi" w:eastAsiaTheme="majorEastAsia" w:hAnsiTheme="majorHAnsi" w:cstheme="majorBidi"/>
+      <w:rFonts w:ascii="NanumGothic" w:hAnsi="NanumGothic" w:eastAsia="NanumGothic" w:cs="NanumGothic"/>
       <w:b/>
       <w:bCs/>
       <w:color w:val="365F91" w:themeColor="accent1" w:themeShade="BF"/>
@@ -4843,7 +4843,7 @@
     <w:uiPriority w:val="9"/>
     <w:rsid w:val="00FC693F"/>
     <w:rPr>
-      <w:rFonts w:asciiTheme="majorHAnsi" w:eastAsiaTheme="majorEastAsia" w:hAnsiTheme="majorHAnsi" w:cstheme="majorBidi"/>
+      <w:rFonts w:ascii="NanumGothic" w:hAnsi="NanumGothic" w:eastAsia="NanumGothic" w:cs="NanumGothic"/>
       <w:b/>
       <w:bCs/>
       <w:color w:val="4F81BD" w:themeColor="accent1"/>
@@ -4858,7 +4858,7 @@
     <w:uiPriority w:val="9"/>
     <w:rsid w:val="00FC693F"/>
     <w:rPr>
-      <w:rFonts w:asciiTheme="majorHAnsi" w:eastAsiaTheme="majorEastAsia" w:hAnsiTheme="majorHAnsi" w:cstheme="majorBidi"/>
+      <w:rFonts w:ascii="NanumGothic" w:hAnsi="NanumGothic" w:eastAsia="NanumGothic" w:cs="NanumGothic"/>
       <w:b/>
       <w:bCs/>
       <w:color w:val="4F81BD" w:themeColor="accent1"/>
@@ -4877,7 +4877,7 @@
       <w:contextualSpacing/>
     </w:pPr>
     <w:rPr>
-      <w:rFonts w:asciiTheme="majorHAnsi" w:eastAsiaTheme="majorEastAsia" w:hAnsiTheme="majorHAnsi" w:cstheme="majorBidi" w:ascii="Noto Sans CJK KR" w:hAnsi="Noto Sans CJK KR" w:eastAsia="Noto Sans CJK KR"/>
+      <w:rFonts w:ascii="NanumGothic" w:hAnsi="NanumGothic" w:eastAsia="NanumGothic" w:cs="NanumGothic"/>
       <w:b/>
       <w:color w:val="000000"/>
       <w:spacing w:val="5"/>
@@ -4893,7 +4893,7 @@
     <w:uiPriority w:val="10"/>
     <w:rsid w:val="00FC693F"/>
     <w:rPr>
-      <w:rFonts w:asciiTheme="majorHAnsi" w:eastAsiaTheme="majorEastAsia" w:hAnsiTheme="majorHAnsi" w:cstheme="majorBidi"/>
+      <w:rFonts w:ascii="NanumGothic" w:hAnsi="NanumGothic" w:eastAsia="NanumGothic" w:cs="NanumGothic"/>
       <w:color w:val="17365D" w:themeColor="text2" w:themeShade="BF"/>
       <w:spacing w:val="5"/>
       <w:kern w:val="28"/>
@@ -4916,7 +4916,7 @@
       <w:spacing w:before="0" w:after="300"/>
     </w:pPr>
     <w:rPr>
-      <w:rFonts w:asciiTheme="majorHAnsi" w:eastAsiaTheme="majorEastAsia" w:hAnsiTheme="majorHAnsi" w:cstheme="majorBidi" w:ascii="Noto Sans KR" w:hAnsi="Noto Sans KR" w:eastAsia="Noto Sans KR"/>
+      <w:rFonts w:ascii="NanumGothic" w:hAnsi="NanumGothic" w:eastAsia="NanumGothic" w:cs="NanumGothic"/>
       <w:b w:val="0"/>
       <w:i/>
       <w:iCs/>
@@ -4933,7 +4933,7 @@
     <w:uiPriority w:val="11"/>
     <w:rsid w:val="00FC693F"/>
     <w:rPr>
-      <w:rFonts w:asciiTheme="majorHAnsi" w:eastAsiaTheme="majorEastAsia" w:hAnsiTheme="majorHAnsi" w:cstheme="majorBidi"/>
+      <w:rFonts w:ascii="NanumGothic" w:hAnsi="NanumGothic" w:eastAsia="NanumGothic" w:cs="NanumGothic"/>
       <w:i/>
       <w:iCs/>
       <w:color w:val="4F81BD" w:themeColor="accent1"/>
@@ -4964,7 +4964,7 @@
       <w:spacing w:after="120" w:before="0" w:line="278" w:lineRule="auto"/>
     </w:pPr>
     <w:rPr>
-      <w:rFonts w:ascii="Noto Sans KR" w:hAnsi="Noto Sans KR" w:eastAsia="Noto Sans KR"/>
+      <w:rFonts w:ascii="NanumGothic" w:hAnsi="NanumGothic" w:eastAsia="NanumGothic" w:cs="NanumGothic"/>
       <w:b w:val="0"/>
       <w:color w:val="000000"/>
       <w:sz w:val="21"/>
@@ -5186,7 +5186,7 @@
       </w:tabs>
     </w:pPr>
     <w:rPr>
-      <w:rFonts w:ascii="Courier" w:hAnsi="Courier"/>
+      <w:rFonts w:ascii="NanumGothic" w:hAnsi="NanumGothic" w:eastAsia="NanumGothic" w:cs="NanumGothic"/>
       <w:sz w:val="20"/>
       <w:szCs w:val="20"/>
     </w:rPr>
@@ -5198,7 +5198,7 @@
     <w:uiPriority w:val="99"/>
     <w:rsid w:val="0029639D"/>
     <w:rPr>
-      <w:rFonts w:ascii="Courier" w:hAnsi="Courier"/>
+      <w:rFonts w:ascii="NanumGothic" w:hAnsi="NanumGothic" w:eastAsia="NanumGothic" w:cs="NanumGothic"/>
       <w:sz w:val="20"/>
       <w:szCs w:val="20"/>
     </w:rPr>
@@ -5237,7 +5237,7 @@
     <w:semiHidden/>
     <w:rsid w:val="00FC693F"/>
     <w:rPr>
-      <w:rFonts w:asciiTheme="majorHAnsi" w:eastAsiaTheme="majorEastAsia" w:hAnsiTheme="majorHAnsi" w:cstheme="majorBidi"/>
+      <w:rFonts w:ascii="NanumGothic" w:hAnsi="NanumGothic" w:eastAsia="NanumGothic" w:cs="NanumGothic"/>
       <w:b/>
       <w:bCs/>
       <w:i/>
@@ -5253,7 +5253,7 @@
     <w:semiHidden/>
     <w:rsid w:val="00FC693F"/>
     <w:rPr>
-      <w:rFonts w:asciiTheme="majorHAnsi" w:eastAsiaTheme="majorEastAsia" w:hAnsiTheme="majorHAnsi" w:cstheme="majorBidi"/>
+      <w:rFonts w:ascii="NanumGothic" w:hAnsi="NanumGothic" w:eastAsia="NanumGothic" w:cs="NanumGothic"/>
       <w:color w:val="243F60" w:themeColor="accent1" w:themeShade="7F"/>
     </w:rPr>
   </w:style>
@@ -5265,7 +5265,7 @@
     <w:semiHidden/>
     <w:rsid w:val="00FC693F"/>
     <w:rPr>
-      <w:rFonts w:asciiTheme="majorHAnsi" w:eastAsiaTheme="majorEastAsia" w:hAnsiTheme="majorHAnsi" w:cstheme="majorBidi"/>
+      <w:rFonts w:ascii="NanumGothic" w:hAnsi="NanumGothic" w:eastAsia="NanumGothic" w:cs="NanumGothic"/>
       <w:i/>
       <w:iCs/>
       <w:color w:val="243F60" w:themeColor="accent1" w:themeShade="7F"/>
@@ -5279,7 +5279,7 @@
     <w:semiHidden/>
     <w:rsid w:val="00FC693F"/>
     <w:rPr>
-      <w:rFonts w:asciiTheme="majorHAnsi" w:eastAsiaTheme="majorEastAsia" w:hAnsiTheme="majorHAnsi" w:cstheme="majorBidi"/>
+      <w:rFonts w:ascii="NanumGothic" w:hAnsi="NanumGothic" w:eastAsia="NanumGothic" w:cs="NanumGothic"/>
       <w:i/>
       <w:iCs/>
       <w:color w:val="404040" w:themeColor="text1" w:themeTint="BF"/>
@@ -5293,7 +5293,7 @@
     <w:semiHidden/>
     <w:rsid w:val="00FC693F"/>
     <w:rPr>
-      <w:rFonts w:asciiTheme="majorHAnsi" w:eastAsiaTheme="majorEastAsia" w:hAnsiTheme="majorHAnsi" w:cstheme="majorBidi"/>
+      <w:rFonts w:ascii="NanumGothic" w:hAnsi="NanumGothic" w:eastAsia="NanumGothic" w:cs="NanumGothic"/>
       <w:color w:val="4F81BD" w:themeColor="accent1"/>
       <w:sz w:val="20"/>
       <w:szCs w:val="20"/>
@@ -5307,7 +5307,7 @@
     <w:semiHidden/>
     <w:rsid w:val="00FC693F"/>
     <w:rPr>
-      <w:rFonts w:asciiTheme="majorHAnsi" w:eastAsiaTheme="majorEastAsia" w:hAnsiTheme="majorHAnsi" w:cstheme="majorBidi"/>
+      <w:rFonts w:ascii="NanumGothic" w:hAnsi="NanumGothic" w:eastAsia="NanumGothic" w:cs="NanumGothic"/>
       <w:i/>
       <w:iCs/>
       <w:color w:val="404040" w:themeColor="text1" w:themeTint="BF"/>
@@ -6896,7 +6896,7 @@
         <w:spacing w:before="0" w:after="0" w:line="240" w:lineRule="auto"/>
       </w:pPr>
       <w:rPr>
-        <w:rFonts w:asciiTheme="majorHAnsi" w:eastAsiaTheme="majorEastAsia" w:hAnsiTheme="majorHAnsi" w:cstheme="majorBidi"/>
+        <w:rFonts w:ascii="NanumGothic" w:hAnsi="NanumGothic" w:eastAsia="NanumGothic" w:cs="NanumGothic"/>
         <w:b/>
         <w:bCs/>
       </w:rPr>
@@ -6917,7 +6917,7 @@
         <w:spacing w:before="0" w:after="0" w:line="240" w:lineRule="auto"/>
       </w:pPr>
       <w:rPr>
-        <w:rFonts w:asciiTheme="majorHAnsi" w:eastAsiaTheme="majorEastAsia" w:hAnsiTheme="majorHAnsi" w:cstheme="majorBidi"/>
+        <w:rFonts w:ascii="NanumGothic" w:hAnsi="NanumGothic" w:eastAsia="NanumGothic" w:cs="NanumGothic"/>
         <w:b/>
         <w:bCs/>
       </w:rPr>
@@ -6935,14 +6935,14 @@
     </w:tblStylePr>
     <w:tblStylePr w:type="firstCol">
       <w:rPr>
-        <w:rFonts w:asciiTheme="majorHAnsi" w:eastAsiaTheme="majorEastAsia" w:hAnsiTheme="majorHAnsi" w:cstheme="majorBidi"/>
+        <w:rFonts w:ascii="NanumGothic" w:hAnsi="NanumGothic" w:eastAsia="NanumGothic" w:cs="NanumGothic"/>
         <w:b/>
         <w:bCs/>
       </w:rPr>
     </w:tblStylePr>
     <w:tblStylePr w:type="lastCol">
       <w:rPr>
-        <w:rFonts w:asciiTheme="majorHAnsi" w:eastAsiaTheme="majorEastAsia" w:hAnsiTheme="majorHAnsi" w:cstheme="majorBidi"/>
+        <w:rFonts w:ascii="NanumGothic" w:hAnsi="NanumGothic" w:eastAsia="NanumGothic" w:cs="NanumGothic"/>
         <w:b/>
         <w:bCs/>
       </w:rPr>
@@ -7026,7 +7026,7 @@
         <w:spacing w:before="0" w:after="0" w:line="240" w:lineRule="auto"/>
       </w:pPr>
       <w:rPr>
-        <w:rFonts w:asciiTheme="majorHAnsi" w:eastAsiaTheme="majorEastAsia" w:hAnsiTheme="majorHAnsi" w:cstheme="majorBidi"/>
+        <w:rFonts w:ascii="NanumGothic" w:hAnsi="NanumGothic" w:eastAsia="NanumGothic" w:cs="NanumGothic"/>
         <w:b/>
         <w:bCs/>
       </w:rPr>
@@ -7047,7 +7047,7 @@
         <w:spacing w:before="0" w:after="0" w:line="240" w:lineRule="auto"/>
       </w:pPr>
       <w:rPr>
-        <w:rFonts w:asciiTheme="majorHAnsi" w:eastAsiaTheme="majorEastAsia" w:hAnsiTheme="majorHAnsi" w:cstheme="majorBidi"/>
+        <w:rFonts w:ascii="NanumGothic" w:hAnsi="NanumGothic" w:eastAsia="NanumGothic" w:cs="NanumGothic"/>
         <w:b/>
         <w:bCs/>
       </w:rPr>
@@ -7065,14 +7065,14 @@
     </w:tblStylePr>
     <w:tblStylePr w:type="firstCol">
       <w:rPr>
-        <w:rFonts w:asciiTheme="majorHAnsi" w:eastAsiaTheme="majorEastAsia" w:hAnsiTheme="majorHAnsi" w:cstheme="majorBidi"/>
+        <w:rFonts w:ascii="NanumGothic" w:hAnsi="NanumGothic" w:eastAsia="NanumGothic" w:cs="NanumGothic"/>
         <w:b/>
         <w:bCs/>
       </w:rPr>
     </w:tblStylePr>
     <w:tblStylePr w:type="lastCol">
       <w:rPr>
-        <w:rFonts w:asciiTheme="majorHAnsi" w:eastAsiaTheme="majorEastAsia" w:hAnsiTheme="majorHAnsi" w:cstheme="majorBidi"/>
+        <w:rFonts w:ascii="NanumGothic" w:hAnsi="NanumGothic" w:eastAsia="NanumGothic" w:cs="NanumGothic"/>
         <w:b/>
         <w:bCs/>
       </w:rPr>
@@ -7156,7 +7156,7 @@
         <w:spacing w:before="0" w:after="0" w:line="240" w:lineRule="auto"/>
       </w:pPr>
       <w:rPr>
-        <w:rFonts w:asciiTheme="majorHAnsi" w:eastAsiaTheme="majorEastAsia" w:hAnsiTheme="majorHAnsi" w:cstheme="majorBidi"/>
+        <w:rFonts w:ascii="NanumGothic" w:hAnsi="NanumGothic" w:eastAsia="NanumGothic" w:cs="NanumGothic"/>
         <w:b/>
         <w:bCs/>
       </w:rPr>
@@ -7177,7 +7177,7 @@
         <w:spacing w:before="0" w:after="0" w:line="240" w:lineRule="auto"/>
       </w:pPr>
       <w:rPr>
-        <w:rFonts w:asciiTheme="majorHAnsi" w:eastAsiaTheme="majorEastAsia" w:hAnsiTheme="majorHAnsi" w:cstheme="majorBidi"/>
+        <w:rFonts w:ascii="NanumGothic" w:hAnsi="NanumGothic" w:eastAsia="NanumGothic" w:cs="NanumGothic"/>
         <w:b/>
         <w:bCs/>
       </w:rPr>
@@ -7195,14 +7195,14 @@
     </w:tblStylePr>
     <w:tblStylePr w:type="firstCol">
       <w:rPr>
-        <w:rFonts w:asciiTheme="majorHAnsi" w:eastAsiaTheme="majorEastAsia" w:hAnsiTheme="majorHAnsi" w:cstheme="majorBidi"/>
+        <w:rFonts w:ascii="NanumGothic" w:hAnsi="NanumGothic" w:eastAsia="NanumGothic" w:cs="NanumGothic"/>
         <w:b/>
         <w:bCs/>
       </w:rPr>
     </w:tblStylePr>
     <w:tblStylePr w:type="lastCol">
       <w:rPr>
-        <w:rFonts w:asciiTheme="majorHAnsi" w:eastAsiaTheme="majorEastAsia" w:hAnsiTheme="majorHAnsi" w:cstheme="majorBidi"/>
+        <w:rFonts w:ascii="NanumGothic" w:hAnsi="NanumGothic" w:eastAsia="NanumGothic" w:cs="NanumGothic"/>
         <w:b/>
         <w:bCs/>
       </w:rPr>
@@ -7286,7 +7286,7 @@
         <w:spacing w:before="0" w:after="0" w:line="240" w:lineRule="auto"/>
       </w:pPr>
       <w:rPr>
-        <w:rFonts w:asciiTheme="majorHAnsi" w:eastAsiaTheme="majorEastAsia" w:hAnsiTheme="majorHAnsi" w:cstheme="majorBidi"/>
+        <w:rFonts w:ascii="NanumGothic" w:hAnsi="NanumGothic" w:eastAsia="NanumGothic" w:cs="NanumGothic"/>
         <w:b/>
         <w:bCs/>
       </w:rPr>
@@ -7307,7 +7307,7 @@
         <w:spacing w:before="0" w:after="0" w:line="240" w:lineRule="auto"/>
       </w:pPr>
       <w:rPr>
-        <w:rFonts w:asciiTheme="majorHAnsi" w:eastAsiaTheme="majorEastAsia" w:hAnsiTheme="majorHAnsi" w:cstheme="majorBidi"/>
+        <w:rFonts w:ascii="NanumGothic" w:hAnsi="NanumGothic" w:eastAsia="NanumGothic" w:cs="NanumGothic"/>
         <w:b/>
         <w:bCs/>
       </w:rPr>
@@ -7325,14 +7325,14 @@
     </w:tblStylePr>
     <w:tblStylePr w:type="firstCol">
       <w:rPr>
-        <w:rFonts w:asciiTheme="majorHAnsi" w:eastAsiaTheme="majorEastAsia" w:hAnsiTheme="majorHAnsi" w:cstheme="majorBidi"/>
+        <w:rFonts w:ascii="NanumGothic" w:hAnsi="NanumGothic" w:eastAsia="NanumGothic" w:cs="NanumGothic"/>
         <w:b/>
         <w:bCs/>
       </w:rPr>
     </w:tblStylePr>
     <w:tblStylePr w:type="lastCol">
       <w:rPr>
-        <w:rFonts w:asciiTheme="majorHAnsi" w:eastAsiaTheme="majorEastAsia" w:hAnsiTheme="majorHAnsi" w:cstheme="majorBidi"/>
+        <w:rFonts w:ascii="NanumGothic" w:hAnsi="NanumGothic" w:eastAsia="NanumGothic" w:cs="NanumGothic"/>
         <w:b/>
         <w:bCs/>
       </w:rPr>
@@ -7416,7 +7416,7 @@
         <w:spacing w:before="0" w:after="0" w:line="240" w:lineRule="auto"/>
       </w:pPr>
       <w:rPr>
-        <w:rFonts w:asciiTheme="majorHAnsi" w:eastAsiaTheme="majorEastAsia" w:hAnsiTheme="majorHAnsi" w:cstheme="majorBidi"/>
+        <w:rFonts w:ascii="NanumGothic" w:hAnsi="NanumGothic" w:eastAsia="NanumGothic" w:cs="NanumGothic"/>
         <w:b/>
         <w:bCs/>
       </w:rPr>
@@ -7437,7 +7437,7 @@
         <w:spacing w:before="0" w:after="0" w:line="240" w:lineRule="auto"/>
       </w:pPr>
       <w:rPr>
-        <w:rFonts w:asciiTheme="majorHAnsi" w:eastAsiaTheme="majorEastAsia" w:hAnsiTheme="majorHAnsi" w:cstheme="majorBidi"/>
+        <w:rFonts w:ascii="NanumGothic" w:hAnsi="NanumGothic" w:eastAsia="NanumGothic" w:cs="NanumGothic"/>
         <w:b/>
         <w:bCs/>
       </w:rPr>
@@ -7455,14 +7455,14 @@
     </w:tblStylePr>
     <w:tblStylePr w:type="firstCol">
       <w:rPr>
-        <w:rFonts w:asciiTheme="majorHAnsi" w:eastAsiaTheme="majorEastAsia" w:hAnsiTheme="majorHAnsi" w:cstheme="majorBidi"/>
+        <w:rFonts w:ascii="NanumGothic" w:hAnsi="NanumGothic" w:eastAsia="NanumGothic" w:cs="NanumGothic"/>
         <w:b/>
         <w:bCs/>
       </w:rPr>
     </w:tblStylePr>
     <w:tblStylePr w:type="lastCol">
       <w:rPr>
-        <w:rFonts w:asciiTheme="majorHAnsi" w:eastAsiaTheme="majorEastAsia" w:hAnsiTheme="majorHAnsi" w:cstheme="majorBidi"/>
+        <w:rFonts w:ascii="NanumGothic" w:hAnsi="NanumGothic" w:eastAsia="NanumGothic" w:cs="NanumGothic"/>
         <w:b/>
         <w:bCs/>
       </w:rPr>
@@ -7546,7 +7546,7 @@
         <w:spacing w:before="0" w:after="0" w:line="240" w:lineRule="auto"/>
       </w:pPr>
       <w:rPr>
-        <w:rFonts w:asciiTheme="majorHAnsi" w:eastAsiaTheme="majorEastAsia" w:hAnsiTheme="majorHAnsi" w:cstheme="majorBidi"/>
+        <w:rFonts w:ascii="NanumGothic" w:hAnsi="NanumGothic" w:eastAsia="NanumGothic" w:cs="NanumGothic"/>
         <w:b/>
         <w:bCs/>
       </w:rPr>
@@ -7567,7 +7567,7 @@
         <w:spacing w:before="0" w:after="0" w:line="240" w:lineRule="auto"/>
       </w:pPr>
       <w:rPr>
-        <w:rFonts w:asciiTheme="majorHAnsi" w:eastAsiaTheme="majorEastAsia" w:hAnsiTheme="majorHAnsi" w:cstheme="majorBidi"/>
+        <w:rFonts w:ascii="NanumGothic" w:hAnsi="NanumGothic" w:eastAsia="NanumGothic" w:cs="NanumGothic"/>
         <w:b/>
         <w:bCs/>
       </w:rPr>
@@ -7585,14 +7585,14 @@
     </w:tblStylePr>
     <w:tblStylePr w:type="firstCol">
       <w:rPr>
-        <w:rFonts w:asciiTheme="majorHAnsi" w:eastAsiaTheme="majorEastAsia" w:hAnsiTheme="majorHAnsi" w:cstheme="majorBidi"/>
+        <w:rFonts w:ascii="NanumGothic" w:hAnsi="NanumGothic" w:eastAsia="NanumGothic" w:cs="NanumGothic"/>
         <w:b/>
         <w:bCs/>
       </w:rPr>
     </w:tblStylePr>
     <w:tblStylePr w:type="lastCol">
       <w:rPr>
-        <w:rFonts w:asciiTheme="majorHAnsi" w:eastAsiaTheme="majorEastAsia" w:hAnsiTheme="majorHAnsi" w:cstheme="majorBidi"/>
+        <w:rFonts w:ascii="NanumGothic" w:hAnsi="NanumGothic" w:eastAsia="NanumGothic" w:cs="NanumGothic"/>
         <w:b/>
         <w:bCs/>
       </w:rPr>
@@ -7676,7 +7676,7 @@
         <w:spacing w:before="0" w:after="0" w:line="240" w:lineRule="auto"/>
       </w:pPr>
       <w:rPr>
-        <w:rFonts w:asciiTheme="majorHAnsi" w:eastAsiaTheme="majorEastAsia" w:hAnsiTheme="majorHAnsi" w:cstheme="majorBidi"/>
+        <w:rFonts w:ascii="NanumGothic" w:hAnsi="NanumGothic" w:eastAsia="NanumGothic" w:cs="NanumGothic"/>
         <w:b/>
         <w:bCs/>
       </w:rPr>
@@ -7697,7 +7697,7 @@
         <w:spacing w:before="0" w:after="0" w:line="240" w:lineRule="auto"/>
       </w:pPr>
       <w:rPr>
-        <w:rFonts w:asciiTheme="majorHAnsi" w:eastAsiaTheme="majorEastAsia" w:hAnsiTheme="majorHAnsi" w:cstheme="majorBidi"/>
+        <w:rFonts w:ascii="NanumGothic" w:hAnsi="NanumGothic" w:eastAsia="NanumGothic" w:cs="NanumGothic"/>
         <w:b/>
         <w:bCs/>
       </w:rPr>
@@ -7715,14 +7715,14 @@
     </w:tblStylePr>
     <w:tblStylePr w:type="firstCol">
       <w:rPr>
-        <w:rFonts w:asciiTheme="majorHAnsi" w:eastAsiaTheme="majorEastAsia" w:hAnsiTheme="majorHAnsi" w:cstheme="majorBidi"/>
+        <w:rFonts w:ascii="NanumGothic" w:hAnsi="NanumGothic" w:eastAsia="NanumGothic" w:cs="NanumGothic"/>
         <w:b/>
         <w:bCs/>
       </w:rPr>
     </w:tblStylePr>
     <w:tblStylePr w:type="lastCol">
       <w:rPr>
-        <w:rFonts w:asciiTheme="majorHAnsi" w:eastAsiaTheme="majorEastAsia" w:hAnsiTheme="majorHAnsi" w:cstheme="majorBidi"/>
+        <w:rFonts w:ascii="NanumGothic" w:hAnsi="NanumGothic" w:eastAsia="NanumGothic" w:cs="NanumGothic"/>
         <w:b/>
         <w:bCs/>
       </w:rPr>
@@ -9587,7 +9587,7 @@
     </w:tblPr>
     <w:tblStylePr w:type="firstRow">
       <w:rPr>
-        <w:rFonts w:asciiTheme="majorHAnsi" w:eastAsiaTheme="majorEastAsia" w:hAnsiTheme="majorHAnsi" w:cstheme="majorBidi"/>
+        <w:rFonts w:ascii="NanumGothic" w:hAnsi="NanumGothic" w:eastAsia="NanumGothic" w:cs="NanumGothic"/>
       </w:rPr>
       <w:tblPr/>
       <w:tcPr>
@@ -9671,7 +9671,7 @@
     </w:tblPr>
     <w:tblStylePr w:type="firstRow">
       <w:rPr>
-        <w:rFonts w:asciiTheme="majorHAnsi" w:eastAsiaTheme="majorEastAsia" w:hAnsiTheme="majorHAnsi" w:cstheme="majorBidi"/>
+        <w:rFonts w:ascii="NanumGothic" w:hAnsi="NanumGothic" w:eastAsia="NanumGothic" w:cs="NanumGothic"/>
       </w:rPr>
       <w:tblPr/>
       <w:tcPr>
@@ -9755,7 +9755,7 @@
     </w:tblPr>
     <w:tblStylePr w:type="firstRow">
       <w:rPr>
-        <w:rFonts w:asciiTheme="majorHAnsi" w:eastAsiaTheme="majorEastAsia" w:hAnsiTheme="majorHAnsi" w:cstheme="majorBidi"/>
+        <w:rFonts w:ascii="NanumGothic" w:hAnsi="NanumGothic" w:eastAsia="NanumGothic" w:cs="NanumGothic"/>
       </w:rPr>
       <w:tblPr/>
       <w:tcPr>
@@ -9839,7 +9839,7 @@
     </w:tblPr>
     <w:tblStylePr w:type="firstRow">
       <w:rPr>
-        <w:rFonts w:asciiTheme="majorHAnsi" w:eastAsiaTheme="majorEastAsia" w:hAnsiTheme="majorHAnsi" w:cstheme="majorBidi"/>
+        <w:rFonts w:ascii="NanumGothic" w:hAnsi="NanumGothic" w:eastAsia="NanumGothic" w:cs="NanumGothic"/>
       </w:rPr>
       <w:tblPr/>
       <w:tcPr>
@@ -9923,7 +9923,7 @@
     </w:tblPr>
     <w:tblStylePr w:type="firstRow">
       <w:rPr>
-        <w:rFonts w:asciiTheme="majorHAnsi" w:eastAsiaTheme="majorEastAsia" w:hAnsiTheme="majorHAnsi" w:cstheme="majorBidi"/>
+        <w:rFonts w:ascii="NanumGothic" w:hAnsi="NanumGothic" w:eastAsia="NanumGothic" w:cs="NanumGothic"/>
       </w:rPr>
       <w:tblPr/>
       <w:tcPr>
@@ -10007,7 +10007,7 @@
     </w:tblPr>
     <w:tblStylePr w:type="firstRow">
       <w:rPr>
-        <w:rFonts w:asciiTheme="majorHAnsi" w:eastAsiaTheme="majorEastAsia" w:hAnsiTheme="majorHAnsi" w:cstheme="majorBidi"/>
+        <w:rFonts w:ascii="NanumGothic" w:hAnsi="NanumGothic" w:eastAsia="NanumGothic" w:cs="NanumGothic"/>
       </w:rPr>
       <w:tblPr/>
       <w:tcPr>
@@ -10091,7 +10091,7 @@
     </w:tblPr>
     <w:tblStylePr w:type="firstRow">
       <w:rPr>
-        <w:rFonts w:asciiTheme="majorHAnsi" w:eastAsiaTheme="majorEastAsia" w:hAnsiTheme="majorHAnsi" w:cstheme="majorBidi"/>
+        <w:rFonts w:ascii="NanumGothic" w:hAnsi="NanumGothic" w:eastAsia="NanumGothic" w:cs="NanumGothic"/>
       </w:rPr>
       <w:tblPr/>
       <w:tcPr>
@@ -10156,7 +10156,7 @@
       <w:spacing w:after="0" w:line="240" w:lineRule="auto"/>
     </w:pPr>
     <w:rPr>
-      <w:rFonts w:asciiTheme="majorHAnsi" w:eastAsiaTheme="majorEastAsia" w:hAnsiTheme="majorHAnsi" w:cstheme="majorBidi"/>
+      <w:rFonts w:ascii="NanumGothic" w:hAnsi="NanumGothic" w:eastAsia="NanumGothic" w:cs="NanumGothic"/>
       <w:color w:val="000000" w:themeColor="text1"/>
     </w:rPr>
     <w:tblPr>
@@ -10284,7 +10284,7 @@
       <w:spacing w:after="0" w:line="240" w:lineRule="auto"/>
     </w:pPr>
     <w:rPr>
-      <w:rFonts w:asciiTheme="majorHAnsi" w:eastAsiaTheme="majorEastAsia" w:hAnsiTheme="majorHAnsi" w:cstheme="majorBidi"/>
+      <w:rFonts w:ascii="NanumGothic" w:hAnsi="NanumGothic" w:eastAsia="NanumGothic" w:cs="NanumGothic"/>
       <w:color w:val="000000" w:themeColor="text1"/>
     </w:rPr>
     <w:tblPr>
@@ -10412,7 +10412,7 @@
       <w:spacing w:after="0" w:line="240" w:lineRule="auto"/>
     </w:pPr>
     <w:rPr>
-      <w:rFonts w:asciiTheme="majorHAnsi" w:eastAsiaTheme="majorEastAsia" w:hAnsiTheme="majorHAnsi" w:cstheme="majorBidi"/>
+      <w:rFonts w:ascii="NanumGothic" w:hAnsi="NanumGothic" w:eastAsia="NanumGothic" w:cs="NanumGothic"/>
       <w:color w:val="000000" w:themeColor="text1"/>
     </w:rPr>
     <w:tblPr>
@@ -10540,7 +10540,7 @@
       <w:spacing w:after="0" w:line="240" w:lineRule="auto"/>
     </w:pPr>
     <w:rPr>
-      <w:rFonts w:asciiTheme="majorHAnsi" w:eastAsiaTheme="majorEastAsia" w:hAnsiTheme="majorHAnsi" w:cstheme="majorBidi"/>
+      <w:rFonts w:ascii="NanumGothic" w:hAnsi="NanumGothic" w:eastAsia="NanumGothic" w:cs="NanumGothic"/>
       <w:color w:val="000000" w:themeColor="text1"/>
     </w:rPr>
     <w:tblPr>
@@ -10668,7 +10668,7 @@
       <w:spacing w:after="0" w:line="240" w:lineRule="auto"/>
     </w:pPr>
     <w:rPr>
-      <w:rFonts w:asciiTheme="majorHAnsi" w:eastAsiaTheme="majorEastAsia" w:hAnsiTheme="majorHAnsi" w:cstheme="majorBidi"/>
+      <w:rFonts w:ascii="NanumGothic" w:hAnsi="NanumGothic" w:eastAsia="NanumGothic" w:cs="NanumGothic"/>
       <w:color w:val="000000" w:themeColor="text1"/>
     </w:rPr>
     <w:tblPr>
@@ -10796,7 +10796,7 @@
       <w:spacing w:after="0" w:line="240" w:lineRule="auto"/>
     </w:pPr>
     <w:rPr>
-      <w:rFonts w:asciiTheme="majorHAnsi" w:eastAsiaTheme="majorEastAsia" w:hAnsiTheme="majorHAnsi" w:cstheme="majorBidi"/>
+      <w:rFonts w:ascii="NanumGothic" w:hAnsi="NanumGothic" w:eastAsia="NanumGothic" w:cs="NanumGothic"/>
       <w:color w:val="000000" w:themeColor="text1"/>
     </w:rPr>
     <w:tblPr>
@@ -10924,7 +10924,7 @@
       <w:spacing w:after="0" w:line="240" w:lineRule="auto"/>
     </w:pPr>
     <w:rPr>
-      <w:rFonts w:asciiTheme="majorHAnsi" w:eastAsiaTheme="majorEastAsia" w:hAnsiTheme="majorHAnsi" w:cstheme="majorBidi"/>
+      <w:rFonts w:ascii="NanumGothic" w:hAnsi="NanumGothic" w:eastAsia="NanumGothic" w:cs="NanumGothic"/>
       <w:color w:val="000000" w:themeColor="text1"/>
     </w:rPr>
     <w:tblPr>
@@ -11563,7 +11563,7 @@
       <w:spacing w:after="0" w:line="240" w:lineRule="auto"/>
     </w:pPr>
     <w:rPr>
-      <w:rFonts w:asciiTheme="majorHAnsi" w:eastAsiaTheme="majorEastAsia" w:hAnsiTheme="majorHAnsi" w:cstheme="majorBidi"/>
+      <w:rFonts w:ascii="NanumGothic" w:hAnsi="NanumGothic" w:eastAsia="NanumGothic" w:cs="NanumGothic"/>
       <w:color w:val="000000" w:themeColor="text1"/>
     </w:rPr>
     <w:tblPr>
@@ -11688,7 +11688,7 @@
       <w:spacing w:after="0" w:line="240" w:lineRule="auto"/>
     </w:pPr>
     <w:rPr>
-      <w:rFonts w:asciiTheme="majorHAnsi" w:eastAsiaTheme="majorEastAsia" w:hAnsiTheme="majorHAnsi" w:cstheme="majorBidi"/>
+      <w:rFonts w:ascii="NanumGothic" w:hAnsi="NanumGothic" w:eastAsia="NanumGothic" w:cs="NanumGothic"/>
       <w:color w:val="000000" w:themeColor="text1"/>
     </w:rPr>
     <w:tblPr>
@@ -11813,7 +11813,7 @@
       <w:spacing w:after="0" w:line="240" w:lineRule="auto"/>
     </w:pPr>
     <w:rPr>
-      <w:rFonts w:asciiTheme="majorHAnsi" w:eastAsiaTheme="majorEastAsia" w:hAnsiTheme="majorHAnsi" w:cstheme="majorBidi"/>
+      <w:rFonts w:ascii="NanumGothic" w:hAnsi="NanumGothic" w:eastAsia="NanumGothic" w:cs="NanumGothic"/>
       <w:color w:val="000000" w:themeColor="text1"/>
     </w:rPr>
     <w:tblPr>
@@ -11938,7 +11938,7 @@
       <w:spacing w:after="0" w:line="240" w:lineRule="auto"/>
     </w:pPr>
     <w:rPr>
-      <w:rFonts w:asciiTheme="majorHAnsi" w:eastAsiaTheme="majorEastAsia" w:hAnsiTheme="majorHAnsi" w:cstheme="majorBidi"/>
+      <w:rFonts w:ascii="NanumGothic" w:hAnsi="NanumGothic" w:eastAsia="NanumGothic" w:cs="NanumGothic"/>
       <w:color w:val="000000" w:themeColor="text1"/>
     </w:rPr>
     <w:tblPr>
@@ -12063,7 +12063,7 @@
       <w:spacing w:after="0" w:line="240" w:lineRule="auto"/>
     </w:pPr>
     <w:rPr>
-      <w:rFonts w:asciiTheme="majorHAnsi" w:eastAsiaTheme="majorEastAsia" w:hAnsiTheme="majorHAnsi" w:cstheme="majorBidi"/>
+      <w:rFonts w:ascii="NanumGothic" w:hAnsi="NanumGothic" w:eastAsia="NanumGothic" w:cs="NanumGothic"/>
       <w:color w:val="000000" w:themeColor="text1"/>
     </w:rPr>
     <w:tblPr>
@@ -12188,7 +12188,7 @@
       <w:spacing w:after="0" w:line="240" w:lineRule="auto"/>
     </w:pPr>
     <w:rPr>
-      <w:rFonts w:asciiTheme="majorHAnsi" w:eastAsiaTheme="majorEastAsia" w:hAnsiTheme="majorHAnsi" w:cstheme="majorBidi"/>
+      <w:rFonts w:ascii="NanumGothic" w:hAnsi="NanumGothic" w:eastAsia="NanumGothic" w:cs="NanumGothic"/>
       <w:color w:val="000000" w:themeColor="text1"/>
     </w:rPr>
     <w:tblPr>
@@ -12313,7 +12313,7 @@
       <w:spacing w:after="0" w:line="240" w:lineRule="auto"/>
     </w:pPr>
     <w:rPr>
-      <w:rFonts w:asciiTheme="majorHAnsi" w:eastAsiaTheme="majorEastAsia" w:hAnsiTheme="majorHAnsi" w:cstheme="majorBidi"/>
+      <w:rFonts w:ascii="NanumGothic" w:hAnsi="NanumGothic" w:eastAsia="NanumGothic" w:cs="NanumGothic"/>
       <w:color w:val="000000" w:themeColor="text1"/>
     </w:rPr>
     <w:tblPr>
@@ -16228,7 +16228,7 @@
   <w:docDefaults>
     <w:rPrDefault>
       <w:rPr>
-        <w:rFonts w:asciiTheme="minorHAnsi" w:eastAsiaTheme="minorEastAsia" w:hAnsiTheme="minorHAnsi" w:cstheme="minorBidi"/>
+        <w:rFonts w:ascii="NanumGothic" w:hAnsi="NanumGothic" w:eastAsia="NanumGothic" w:cs="NanumGothic"/>
         <w:sz w:val="22"/>
         <w:szCs w:val="22"/>
         <w:lang w:val="en-US" w:eastAsia="en-US" w:bidi="ar-SA"/>
@@ -16399,7 +16399,7 @@
       <w:outlineLvl w:val="0"/>
     </w:pPr>
     <w:rPr>
-      <w:rFonts w:asciiTheme="majorHAnsi" w:eastAsiaTheme="majorEastAsia" w:hAnsiTheme="majorHAnsi" w:cstheme="majorBidi"/>
+      <w:rFonts w:ascii="NanumGothic" w:hAnsi="NanumGothic" w:eastAsia="NanumGothic" w:cs="NanumGothic"/>
       <w:b/>
       <w:bCs/>
       <w:color w:val="365F91" w:themeColor="accent1" w:themeShade="BF"/>
@@ -16423,7 +16423,7 @@
       <w:outlineLvl w:val="1"/>
     </w:pPr>
     <w:rPr>
-      <w:rFonts w:asciiTheme="majorHAnsi" w:eastAsiaTheme="majorEastAsia" w:hAnsiTheme="majorHAnsi" w:cstheme="majorBidi"/>
+      <w:rFonts w:ascii="NanumGothic" w:hAnsi="NanumGothic" w:eastAsia="NanumGothic" w:cs="NanumGothic"/>
       <w:b/>
       <w:bCs/>
       <w:color w:val="4F81BD" w:themeColor="accent1"/>
@@ -16447,7 +16447,7 @@
       <w:outlineLvl w:val="2"/>
     </w:pPr>
     <w:rPr>
-      <w:rFonts w:asciiTheme="majorHAnsi" w:eastAsiaTheme="majorEastAsia" w:hAnsiTheme="majorHAnsi" w:cstheme="majorBidi"/>
+      <w:rFonts w:ascii="NanumGothic" w:hAnsi="NanumGothic" w:eastAsia="NanumGothic" w:cs="NanumGothic"/>
       <w:b/>
       <w:bCs/>
       <w:color w:val="4F81BD" w:themeColor="accent1"/>
@@ -16470,7 +16470,7 @@
       <w:outlineLvl w:val="3"/>
     </w:pPr>
     <w:rPr>
-      <w:rFonts w:asciiTheme="majorHAnsi" w:eastAsiaTheme="majorEastAsia" w:hAnsiTheme="majorHAnsi" w:cstheme="majorBidi"/>
+      <w:rFonts w:ascii="NanumGothic" w:hAnsi="NanumGothic" w:eastAsia="NanumGothic" w:cs="NanumGothic"/>
       <w:b/>
       <w:bCs/>
       <w:i/>
@@ -16495,7 +16495,7 @@
       <w:outlineLvl w:val="4"/>
     </w:pPr>
     <w:rPr>
-      <w:rFonts w:asciiTheme="majorHAnsi" w:eastAsiaTheme="majorEastAsia" w:hAnsiTheme="majorHAnsi" w:cstheme="majorBidi"/>
+      <w:rFonts w:ascii="NanumGothic" w:hAnsi="NanumGothic" w:eastAsia="NanumGothic" w:cs="NanumGothic"/>
       <w:color w:val="243F60" w:themeColor="accent1" w:themeShade="7F"/>
     </w:rPr>
   </w:style>
@@ -16516,7 +16516,7 @@
       <w:outlineLvl w:val="5"/>
     </w:pPr>
     <w:rPr>
-      <w:rFonts w:asciiTheme="majorHAnsi" w:eastAsiaTheme="majorEastAsia" w:hAnsiTheme="majorHAnsi" w:cstheme="majorBidi"/>
+      <w:rFonts w:ascii="NanumGothic" w:hAnsi="NanumGothic" w:eastAsia="NanumGothic" w:cs="NanumGothic"/>
       <w:i/>
       <w:iCs/>
       <w:color w:val="243F60" w:themeColor="accent1" w:themeShade="7F"/>
@@ -16539,7 +16539,7 @@
       <w:outlineLvl w:val="6"/>
     </w:pPr>
     <w:rPr>
-      <w:rFonts w:asciiTheme="majorHAnsi" w:eastAsiaTheme="majorEastAsia" w:hAnsiTheme="majorHAnsi" w:cstheme="majorBidi"/>
+      <w:rFonts w:ascii="NanumGothic" w:hAnsi="NanumGothic" w:eastAsia="NanumGothic" w:cs="NanumGothic"/>
       <w:i/>
       <w:iCs/>
       <w:color w:val="404040" w:themeColor="text1" w:themeTint="BF"/>
@@ -16562,7 +16562,7 @@
       <w:outlineLvl w:val="7"/>
     </w:pPr>
     <w:rPr>
-      <w:rFonts w:asciiTheme="majorHAnsi" w:eastAsiaTheme="majorEastAsia" w:hAnsiTheme="majorHAnsi" w:cstheme="majorBidi"/>
+      <w:rFonts w:ascii="NanumGothic" w:hAnsi="NanumGothic" w:eastAsia="NanumGothic" w:cs="NanumGothic"/>
       <w:color w:val="4F81BD" w:themeColor="accent1"/>
       <w:sz w:val="20"/>
       <w:szCs w:val="20"/>
@@ -16585,7 +16585,7 @@
       <w:outlineLvl w:val="8"/>
     </w:pPr>
     <w:rPr>
-      <w:rFonts w:asciiTheme="majorHAnsi" w:eastAsiaTheme="majorEastAsia" w:hAnsiTheme="majorHAnsi" w:cstheme="majorBidi"/>
+      <w:rFonts w:ascii="NanumGothic" w:hAnsi="NanumGothic" w:eastAsia="NanumGothic" w:cs="NanumGothic"/>
       <w:i/>
       <w:iCs/>
       <w:color w:val="404040" w:themeColor="text1" w:themeTint="BF"/>
@@ -16636,7 +16636,7 @@
     <w:uiPriority w:val="9"/>
     <w:rsid w:val="00FC693F"/>
     <w:rPr>
-      <w:rFonts w:asciiTheme="majorHAnsi" w:eastAsiaTheme="majorEastAsia" w:hAnsiTheme="majorHAnsi" w:cstheme="majorBidi"/>
+      <w:rFonts w:ascii="NanumGothic" w:hAnsi="NanumGothic" w:eastAsia="NanumGothic" w:cs="NanumGothic"/>
       <w:b/>
       <w:bCs/>
       <w:color w:val="365F91" w:themeColor="accent1" w:themeShade="BF"/>
@@ -16651,7 +16651,7 @@
     <w:uiPriority w:val="9"/>
     <w:rsid w:val="00FC693F"/>
     <w:rPr>
-      <w:rFonts w:asciiTheme="majorHAnsi" w:eastAsiaTheme="majorEastAsia" w:hAnsiTheme="majorHAnsi" w:cstheme="majorBidi"/>
+      <w:rFonts w:ascii="NanumGothic" w:hAnsi="NanumGothic" w:eastAsia="NanumGothic" w:cs="NanumGothic"/>
       <w:b/>
       <w:bCs/>
       <w:color w:val="4F81BD" w:themeColor="accent1"/>
@@ -16666,7 +16666,7 @@
     <w:uiPriority w:val="9"/>
     <w:rsid w:val="00FC693F"/>
     <w:rPr>
-      <w:rFonts w:asciiTheme="majorHAnsi" w:eastAsiaTheme="majorEastAsia" w:hAnsiTheme="majorHAnsi" w:cstheme="majorBidi"/>
+      <w:rFonts w:ascii="NanumGothic" w:hAnsi="NanumGothic" w:eastAsia="NanumGothic" w:cs="NanumGothic"/>
       <w:b/>
       <w:bCs/>
       <w:color w:val="4F81BD" w:themeColor="accent1"/>
@@ -16688,7 +16688,7 @@
       <w:contextualSpacing/>
     </w:pPr>
     <w:rPr>
-      <w:rFonts w:asciiTheme="majorHAnsi" w:eastAsiaTheme="majorEastAsia" w:hAnsiTheme="majorHAnsi" w:cstheme="majorBidi"/>
+      <w:rFonts w:ascii="NanumGothic" w:hAnsi="NanumGothic" w:eastAsia="NanumGothic" w:cs="NanumGothic"/>
       <w:color w:val="17365D" w:themeColor="text2" w:themeShade="BF"/>
       <w:spacing w:val="5"/>
       <w:kern w:val="28"/>
@@ -16703,7 +16703,7 @@
     <w:uiPriority w:val="10"/>
     <w:rsid w:val="00FC693F"/>
     <w:rPr>
-      <w:rFonts w:asciiTheme="majorHAnsi" w:eastAsiaTheme="majorEastAsia" w:hAnsiTheme="majorHAnsi" w:cstheme="majorBidi"/>
+      <w:rFonts w:ascii="NanumGothic" w:hAnsi="NanumGothic" w:eastAsia="NanumGothic" w:cs="NanumGothic"/>
       <w:color w:val="17365D" w:themeColor="text2" w:themeShade="BF"/>
       <w:spacing w:val="5"/>
       <w:kern w:val="28"/>
@@ -16725,7 +16725,7 @@
       </w:numPr>
     </w:pPr>
     <w:rPr>
-      <w:rFonts w:asciiTheme="majorHAnsi" w:eastAsiaTheme="majorEastAsia" w:hAnsiTheme="majorHAnsi" w:cstheme="majorBidi"/>
+      <w:rFonts w:ascii="NanumGothic" w:hAnsi="NanumGothic" w:eastAsia="NanumGothic" w:cs="NanumGothic"/>
       <w:i/>
       <w:iCs/>
       <w:color w:val="4F81BD" w:themeColor="accent1"/>
@@ -16741,7 +16741,7 @@
     <w:uiPriority w:val="11"/>
     <w:rsid w:val="00FC693F"/>
     <w:rPr>
-      <w:rFonts w:asciiTheme="majorHAnsi" w:eastAsiaTheme="majorEastAsia" w:hAnsiTheme="majorHAnsi" w:cstheme="majorBidi"/>
+      <w:rFonts w:ascii="NanumGothic" w:hAnsi="NanumGothic" w:eastAsia="NanumGothic" w:cs="NanumGothic"/>
       <w:i/>
       <w:iCs/>
       <w:color w:val="4F81BD" w:themeColor="accent1"/>
@@ -16988,7 +16988,7 @@
       </w:tabs>
     </w:pPr>
     <w:rPr>
-      <w:rFonts w:ascii="Courier" w:hAnsi="Courier"/>
+      <w:rFonts w:ascii="NanumGothic" w:hAnsi="NanumGothic" w:eastAsia="NanumGothic" w:cs="NanumGothic"/>
       <w:sz w:val="20"/>
       <w:szCs w:val="20"/>
     </w:rPr>
@@ -17000,7 +17000,7 @@
     <w:uiPriority w:val="99"/>
     <w:rsid w:val="0029639D"/>
     <w:rPr>
-      <w:rFonts w:ascii="Courier" w:hAnsi="Courier"/>
+      <w:rFonts w:ascii="NanumGothic" w:hAnsi="NanumGothic" w:eastAsia="NanumGothic" w:cs="NanumGothic"/>
       <w:sz w:val="20"/>
       <w:szCs w:val="20"/>
     </w:rPr>
@@ -17039,7 +17039,7 @@
     <w:semiHidden/>
     <w:rsid w:val="00FC693F"/>
     <w:rPr>
-      <w:rFonts w:asciiTheme="majorHAnsi" w:eastAsiaTheme="majorEastAsia" w:hAnsiTheme="majorHAnsi" w:cstheme="majorBidi"/>
+      <w:rFonts w:ascii="NanumGothic" w:hAnsi="NanumGothic" w:eastAsia="NanumGothic" w:cs="NanumGothic"/>
       <w:b/>
       <w:bCs/>
       <w:i/>
@@ -17055,7 +17055,7 @@
     <w:semiHidden/>
     <w:rsid w:val="00FC693F"/>
     <w:rPr>
-      <w:rFonts w:asciiTheme="majorHAnsi" w:eastAsiaTheme="majorEastAsia" w:hAnsiTheme="majorHAnsi" w:cstheme="majorBidi"/>
+      <w:rFonts w:ascii="NanumGothic" w:hAnsi="NanumGothic" w:eastAsia="NanumGothic" w:cs="NanumGothic"/>
       <w:color w:val="243F60" w:themeColor="accent1" w:themeShade="7F"/>
     </w:rPr>
   </w:style>
@@ -17067,7 +17067,7 @@
     <w:semiHidden/>
     <w:rsid w:val="00FC693F"/>
     <w:rPr>
-      <w:rFonts w:asciiTheme="majorHAnsi" w:eastAsiaTheme="majorEastAsia" w:hAnsiTheme="majorHAnsi" w:cstheme="majorBidi"/>
+      <w:rFonts w:ascii="NanumGothic" w:hAnsi="NanumGothic" w:eastAsia="NanumGothic" w:cs="NanumGothic"/>
       <w:i/>
       <w:iCs/>
       <w:color w:val="243F60" w:themeColor="accent1" w:themeShade="7F"/>
@@ -17081,7 +17081,7 @@
     <w:semiHidden/>
     <w:rsid w:val="00FC693F"/>
     <w:rPr>
-      <w:rFonts w:asciiTheme="majorHAnsi" w:eastAsiaTheme="majorEastAsia" w:hAnsiTheme="majorHAnsi" w:cstheme="majorBidi"/>
+      <w:rFonts w:ascii="NanumGothic" w:hAnsi="NanumGothic" w:eastAsia="NanumGothic" w:cs="NanumGothic"/>
       <w:i/>
       <w:iCs/>
       <w:color w:val="404040" w:themeColor="text1" w:themeTint="BF"/>
@@ -17095,7 +17095,7 @@
     <w:semiHidden/>
     <w:rsid w:val="00FC693F"/>
     <w:rPr>
-      <w:rFonts w:asciiTheme="majorHAnsi" w:eastAsiaTheme="majorEastAsia" w:hAnsiTheme="majorHAnsi" w:cstheme="majorBidi"/>
+      <w:rFonts w:ascii="NanumGothic" w:hAnsi="NanumGothic" w:eastAsia="NanumGothic" w:cs="NanumGothic"/>
       <w:color w:val="4F81BD" w:themeColor="accent1"/>
       <w:sz w:val="20"/>
       <w:szCs w:val="20"/>
@@ -17109,7 +17109,7 @@
     <w:semiHidden/>
     <w:rsid w:val="00FC693F"/>
     <w:rPr>
-      <w:rFonts w:asciiTheme="majorHAnsi" w:eastAsiaTheme="majorEastAsia" w:hAnsiTheme="majorHAnsi" w:cstheme="majorBidi"/>
+      <w:rFonts w:ascii="NanumGothic" w:hAnsi="NanumGothic" w:eastAsia="NanumGothic" w:cs="NanumGothic"/>
       <w:i/>
       <w:iCs/>
       <w:color w:val="404040" w:themeColor="text1" w:themeTint="BF"/>
@@ -18698,7 +18698,7 @@
         <w:spacing w:before="0" w:after="0" w:line="240" w:lineRule="auto"/>
       </w:pPr>
       <w:rPr>
-        <w:rFonts w:asciiTheme="majorHAnsi" w:eastAsiaTheme="majorEastAsia" w:hAnsiTheme="majorHAnsi" w:cstheme="majorBidi"/>
+        <w:rFonts w:ascii="NanumGothic" w:hAnsi="NanumGothic" w:eastAsia="NanumGothic" w:cs="NanumGothic"/>
         <w:b/>
         <w:bCs/>
       </w:rPr>
@@ -18719,7 +18719,7 @@
         <w:spacing w:before="0" w:after="0" w:line="240" w:lineRule="auto"/>
       </w:pPr>
       <w:rPr>
-        <w:rFonts w:asciiTheme="majorHAnsi" w:eastAsiaTheme="majorEastAsia" w:hAnsiTheme="majorHAnsi" w:cstheme="majorBidi"/>
+        <w:rFonts w:ascii="NanumGothic" w:hAnsi="NanumGothic" w:eastAsia="NanumGothic" w:cs="NanumGothic"/>
         <w:b/>
         <w:bCs/>
       </w:rPr>
@@ -18737,14 +18737,14 @@
     </w:tblStylePr>
     <w:tblStylePr w:type="firstCol">
       <w:rPr>
-        <w:rFonts w:asciiTheme="majorHAnsi" w:eastAsiaTheme="majorEastAsia" w:hAnsiTheme="majorHAnsi" w:cstheme="majorBidi"/>
+        <w:rFonts w:ascii="NanumGothic" w:hAnsi="NanumGothic" w:eastAsia="NanumGothic" w:cs="NanumGothic"/>
         <w:b/>
         <w:bCs/>
       </w:rPr>
     </w:tblStylePr>
     <w:tblStylePr w:type="lastCol">
       <w:rPr>
-        <w:rFonts w:asciiTheme="majorHAnsi" w:eastAsiaTheme="majorEastAsia" w:hAnsiTheme="majorHAnsi" w:cstheme="majorBidi"/>
+        <w:rFonts w:ascii="NanumGothic" w:hAnsi="NanumGothic" w:eastAsia="NanumGothic" w:cs="NanumGothic"/>
         <w:b/>
         <w:bCs/>
       </w:rPr>
@@ -18828,7 +18828,7 @@
         <w:spacing w:before="0" w:after="0" w:line="240" w:lineRule="auto"/>
       </w:pPr>
       <w:rPr>
-        <w:rFonts w:asciiTheme="majorHAnsi" w:eastAsiaTheme="majorEastAsia" w:hAnsiTheme="majorHAnsi" w:cstheme="majorBidi"/>
+        <w:rFonts w:ascii="NanumGothic" w:hAnsi="NanumGothic" w:eastAsia="NanumGothic" w:cs="NanumGothic"/>
         <w:b/>
         <w:bCs/>
       </w:rPr>
@@ -18849,7 +18849,7 @@
         <w:spacing w:before="0" w:after="0" w:line="240" w:lineRule="auto"/>
       </w:pPr>
       <w:rPr>
-        <w:rFonts w:asciiTheme="majorHAnsi" w:eastAsiaTheme="majorEastAsia" w:hAnsiTheme="majorHAnsi" w:cstheme="majorBidi"/>
+        <w:rFonts w:ascii="NanumGothic" w:hAnsi="NanumGothic" w:eastAsia="NanumGothic" w:cs="NanumGothic"/>
         <w:b/>
         <w:bCs/>
       </w:rPr>
@@ -18867,14 +18867,14 @@
     </w:tblStylePr>
     <w:tblStylePr w:type="firstCol">
       <w:rPr>
-        <w:rFonts w:asciiTheme="majorHAnsi" w:eastAsiaTheme="majorEastAsia" w:hAnsiTheme="majorHAnsi" w:cstheme="majorBidi"/>
+        <w:rFonts w:ascii="NanumGothic" w:hAnsi="NanumGothic" w:eastAsia="NanumGothic" w:cs="NanumGothic"/>
         <w:b/>
         <w:bCs/>
       </w:rPr>
     </w:tblStylePr>
     <w:tblStylePr w:type="lastCol">
       <w:rPr>
-        <w:rFonts w:asciiTheme="majorHAnsi" w:eastAsiaTheme="majorEastAsia" w:hAnsiTheme="majorHAnsi" w:cstheme="majorBidi"/>
+        <w:rFonts w:ascii="NanumGothic" w:hAnsi="NanumGothic" w:eastAsia="NanumGothic" w:cs="NanumGothic"/>
         <w:b/>
         <w:bCs/>
       </w:rPr>
@@ -18958,7 +18958,7 @@
         <w:spacing w:before="0" w:after="0" w:line="240" w:lineRule="auto"/>
       </w:pPr>
       <w:rPr>
-        <w:rFonts w:asciiTheme="majorHAnsi" w:eastAsiaTheme="majorEastAsia" w:hAnsiTheme="majorHAnsi" w:cstheme="majorBidi"/>
+        <w:rFonts w:ascii="NanumGothic" w:hAnsi="NanumGothic" w:eastAsia="NanumGothic" w:cs="NanumGothic"/>
         <w:b/>
         <w:bCs/>
       </w:rPr>
@@ -18979,7 +18979,7 @@
         <w:spacing w:before="0" w:after="0" w:line="240" w:lineRule="auto"/>
       </w:pPr>
       <w:rPr>
-        <w:rFonts w:asciiTheme="majorHAnsi" w:eastAsiaTheme="majorEastAsia" w:hAnsiTheme="majorHAnsi" w:cstheme="majorBidi"/>
+        <w:rFonts w:ascii="NanumGothic" w:hAnsi="NanumGothic" w:eastAsia="NanumGothic" w:cs="NanumGothic"/>
         <w:b/>
         <w:bCs/>
       </w:rPr>
@@ -18997,14 +18997,14 @@
     </w:tblStylePr>
     <w:tblStylePr w:type="firstCol">
       <w:rPr>
-        <w:rFonts w:asciiTheme="majorHAnsi" w:eastAsiaTheme="majorEastAsia" w:hAnsiTheme="majorHAnsi" w:cstheme="majorBidi"/>
+        <w:rFonts w:ascii="NanumGothic" w:hAnsi="NanumGothic" w:eastAsia="NanumGothic" w:cs="NanumGothic"/>
         <w:b/>
         <w:bCs/>
       </w:rPr>
     </w:tblStylePr>
     <w:tblStylePr w:type="lastCol">
       <w:rPr>
-        <w:rFonts w:asciiTheme="majorHAnsi" w:eastAsiaTheme="majorEastAsia" w:hAnsiTheme="majorHAnsi" w:cstheme="majorBidi"/>
+        <w:rFonts w:ascii="NanumGothic" w:hAnsi="NanumGothic" w:eastAsia="NanumGothic" w:cs="NanumGothic"/>
         <w:b/>
         <w:bCs/>
       </w:rPr>
@@ -19088,7 +19088,7 @@
         <w:spacing w:before="0" w:after="0" w:line="240" w:lineRule="auto"/>
       </w:pPr>
       <w:rPr>
-        <w:rFonts w:asciiTheme="majorHAnsi" w:eastAsiaTheme="majorEastAsia" w:hAnsiTheme="majorHAnsi" w:cstheme="majorBidi"/>
+        <w:rFonts w:ascii="NanumGothic" w:hAnsi="NanumGothic" w:eastAsia="NanumGothic" w:cs="NanumGothic"/>
         <w:b/>
         <w:bCs/>
       </w:rPr>
@@ -19109,7 +19109,7 @@
         <w:spacing w:before="0" w:after="0" w:line="240" w:lineRule="auto"/>
       </w:pPr>
       <w:rPr>
-        <w:rFonts w:asciiTheme="majorHAnsi" w:eastAsiaTheme="majorEastAsia" w:hAnsiTheme="majorHAnsi" w:cstheme="majorBidi"/>
+        <w:rFonts w:ascii="NanumGothic" w:hAnsi="NanumGothic" w:eastAsia="NanumGothic" w:cs="NanumGothic"/>
         <w:b/>
         <w:bCs/>
       </w:rPr>
@@ -19127,14 +19127,14 @@
     </w:tblStylePr>
     <w:tblStylePr w:type="firstCol">
       <w:rPr>
-        <w:rFonts w:asciiTheme="majorHAnsi" w:eastAsiaTheme="majorEastAsia" w:hAnsiTheme="majorHAnsi" w:cstheme="majorBidi"/>
+        <w:rFonts w:ascii="NanumGothic" w:hAnsi="NanumGothic" w:eastAsia="NanumGothic" w:cs="NanumGothic"/>
         <w:b/>
         <w:bCs/>
       </w:rPr>
     </w:tblStylePr>
     <w:tblStylePr w:type="lastCol">
       <w:rPr>
-        <w:rFonts w:asciiTheme="majorHAnsi" w:eastAsiaTheme="majorEastAsia" w:hAnsiTheme="majorHAnsi" w:cstheme="majorBidi"/>
+        <w:rFonts w:ascii="NanumGothic" w:hAnsi="NanumGothic" w:eastAsia="NanumGothic" w:cs="NanumGothic"/>
         <w:b/>
         <w:bCs/>
       </w:rPr>
@@ -19218,7 +19218,7 @@
         <w:spacing w:before="0" w:after="0" w:line="240" w:lineRule="auto"/>
       </w:pPr>
       <w:rPr>
-        <w:rFonts w:asciiTheme="majorHAnsi" w:eastAsiaTheme="majorEastAsia" w:hAnsiTheme="majorHAnsi" w:cstheme="majorBidi"/>
+        <w:rFonts w:ascii="NanumGothic" w:hAnsi="NanumGothic" w:eastAsia="NanumGothic" w:cs="NanumGothic"/>
         <w:b/>
         <w:bCs/>
       </w:rPr>
@@ -19239,7 +19239,7 @@
         <w:spacing w:before="0" w:after="0" w:line="240" w:lineRule="auto"/>
       </w:pPr>
       <w:rPr>
-        <w:rFonts w:asciiTheme="majorHAnsi" w:eastAsiaTheme="majorEastAsia" w:hAnsiTheme="majorHAnsi" w:cstheme="majorBidi"/>
+        <w:rFonts w:ascii="NanumGothic" w:hAnsi="NanumGothic" w:eastAsia="NanumGothic" w:cs="NanumGothic"/>
         <w:b/>
         <w:bCs/>
       </w:rPr>
@@ -19257,14 +19257,14 @@
     </w:tblStylePr>
     <w:tblStylePr w:type="firstCol">
       <w:rPr>
-        <w:rFonts w:asciiTheme="majorHAnsi" w:eastAsiaTheme="majorEastAsia" w:hAnsiTheme="majorHAnsi" w:cstheme="majorBidi"/>
+        <w:rFonts w:ascii="NanumGothic" w:hAnsi="NanumGothic" w:eastAsia="NanumGothic" w:cs="NanumGothic"/>
         <w:b/>
         <w:bCs/>
       </w:rPr>
     </w:tblStylePr>
     <w:tblStylePr w:type="lastCol">
       <w:rPr>
-        <w:rFonts w:asciiTheme="majorHAnsi" w:eastAsiaTheme="majorEastAsia" w:hAnsiTheme="majorHAnsi" w:cstheme="majorBidi"/>
+        <w:rFonts w:ascii="NanumGothic" w:hAnsi="NanumGothic" w:eastAsia="NanumGothic" w:cs="NanumGothic"/>
         <w:b/>
         <w:bCs/>
       </w:rPr>
@@ -19348,7 +19348,7 @@
         <w:spacing w:before="0" w:after="0" w:line="240" w:lineRule="auto"/>
       </w:pPr>
       <w:rPr>
-        <w:rFonts w:asciiTheme="majorHAnsi" w:eastAsiaTheme="majorEastAsia" w:hAnsiTheme="majorHAnsi" w:cstheme="majorBidi"/>
+        <w:rFonts w:ascii="NanumGothic" w:hAnsi="NanumGothic" w:eastAsia="NanumGothic" w:cs="NanumGothic"/>
         <w:b/>
         <w:bCs/>
       </w:rPr>
@@ -19369,7 +19369,7 @@
         <w:spacing w:before="0" w:after="0" w:line="240" w:lineRule="auto"/>
       </w:pPr>
       <w:rPr>
-        <w:rFonts w:asciiTheme="majorHAnsi" w:eastAsiaTheme="majorEastAsia" w:hAnsiTheme="majorHAnsi" w:cstheme="majorBidi"/>
+        <w:rFonts w:ascii="NanumGothic" w:hAnsi="NanumGothic" w:eastAsia="NanumGothic" w:cs="NanumGothic"/>
         <w:b/>
         <w:bCs/>
       </w:rPr>
@@ -19387,14 +19387,14 @@
     </w:tblStylePr>
     <w:tblStylePr w:type="firstCol">
       <w:rPr>
-        <w:rFonts w:asciiTheme="majorHAnsi" w:eastAsiaTheme="majorEastAsia" w:hAnsiTheme="majorHAnsi" w:cstheme="majorBidi"/>
+        <w:rFonts w:ascii="NanumGothic" w:hAnsi="NanumGothic" w:eastAsia="NanumGothic" w:cs="NanumGothic"/>
         <w:b/>
         <w:bCs/>
       </w:rPr>
     </w:tblStylePr>
     <w:tblStylePr w:type="lastCol">
       <w:rPr>
-        <w:rFonts w:asciiTheme="majorHAnsi" w:eastAsiaTheme="majorEastAsia" w:hAnsiTheme="majorHAnsi" w:cstheme="majorBidi"/>
+        <w:rFonts w:ascii="NanumGothic" w:hAnsi="NanumGothic" w:eastAsia="NanumGothic" w:cs="NanumGothic"/>
         <w:b/>
         <w:bCs/>
       </w:rPr>
@@ -19478,7 +19478,7 @@
         <w:spacing w:before="0" w:after="0" w:line="240" w:lineRule="auto"/>
       </w:pPr>
       <w:rPr>
-        <w:rFonts w:asciiTheme="majorHAnsi" w:eastAsiaTheme="majorEastAsia" w:hAnsiTheme="majorHAnsi" w:cstheme="majorBidi"/>
+        <w:rFonts w:ascii="NanumGothic" w:hAnsi="NanumGothic" w:eastAsia="NanumGothic" w:cs="NanumGothic"/>
         <w:b/>
         <w:bCs/>
       </w:rPr>
@@ -19499,7 +19499,7 @@
         <w:spacing w:before="0" w:after="0" w:line="240" w:lineRule="auto"/>
       </w:pPr>
       <w:rPr>
-        <w:rFonts w:asciiTheme="majorHAnsi" w:eastAsiaTheme="majorEastAsia" w:hAnsiTheme="majorHAnsi" w:cstheme="majorBidi"/>
+        <w:rFonts w:ascii="NanumGothic" w:hAnsi="NanumGothic" w:eastAsia="NanumGothic" w:cs="NanumGothic"/>
         <w:b/>
         <w:bCs/>
       </w:rPr>
@@ -19517,14 +19517,14 @@
     </w:tblStylePr>
     <w:tblStylePr w:type="firstCol">
       <w:rPr>
-        <w:rFonts w:asciiTheme="majorHAnsi" w:eastAsiaTheme="majorEastAsia" w:hAnsiTheme="majorHAnsi" w:cstheme="majorBidi"/>
+        <w:rFonts w:ascii="NanumGothic" w:hAnsi="NanumGothic" w:eastAsia="NanumGothic" w:cs="NanumGothic"/>
         <w:b/>
         <w:bCs/>
       </w:rPr>
     </w:tblStylePr>
     <w:tblStylePr w:type="lastCol">
       <w:rPr>
-        <w:rFonts w:asciiTheme="majorHAnsi" w:eastAsiaTheme="majorEastAsia" w:hAnsiTheme="majorHAnsi" w:cstheme="majorBidi"/>
+        <w:rFonts w:ascii="NanumGothic" w:hAnsi="NanumGothic" w:eastAsia="NanumGothic" w:cs="NanumGothic"/>
         <w:b/>
         <w:bCs/>
       </w:rPr>
@@ -21389,7 +21389,7 @@
     </w:tblPr>
     <w:tblStylePr w:type="firstRow">
       <w:rPr>
-        <w:rFonts w:asciiTheme="majorHAnsi" w:eastAsiaTheme="majorEastAsia" w:hAnsiTheme="majorHAnsi" w:cstheme="majorBidi"/>
+        <w:rFonts w:ascii="NanumGothic" w:hAnsi="NanumGothic" w:eastAsia="NanumGothic" w:cs="NanumGothic"/>
       </w:rPr>
       <w:tblPr/>
       <w:tcPr>
@@ -21473,7 +21473,7 @@
     </w:tblPr>
     <w:tblStylePr w:type="firstRow">
       <w:rPr>
-        <w:rFonts w:asciiTheme="majorHAnsi" w:eastAsiaTheme="majorEastAsia" w:hAnsiTheme="majorHAnsi" w:cstheme="majorBidi"/>
+        <w:rFonts w:ascii="NanumGothic" w:hAnsi="NanumGothic" w:eastAsia="NanumGothic" w:cs="NanumGothic"/>
       </w:rPr>
       <w:tblPr/>
       <w:tcPr>
@@ -21557,7 +21557,7 @@
     </w:tblPr>
     <w:tblStylePr w:type="firstRow">
       <w:rPr>
-        <w:rFonts w:asciiTheme="majorHAnsi" w:eastAsiaTheme="majorEastAsia" w:hAnsiTheme="majorHAnsi" w:cstheme="majorBidi"/>
+        <w:rFonts w:ascii="NanumGothic" w:hAnsi="NanumGothic" w:eastAsia="NanumGothic" w:cs="NanumGothic"/>
       </w:rPr>
       <w:tblPr/>
       <w:tcPr>
@@ -21641,7 +21641,7 @@
     </w:tblPr>
     <w:tblStylePr w:type="firstRow">
       <w:rPr>
-        <w:rFonts w:asciiTheme="majorHAnsi" w:eastAsiaTheme="majorEastAsia" w:hAnsiTheme="majorHAnsi" w:cstheme="majorBidi"/>
+        <w:rFonts w:ascii="NanumGothic" w:hAnsi="NanumGothic" w:eastAsia="NanumGothic" w:cs="NanumGothic"/>
       </w:rPr>
       <w:tblPr/>
       <w:tcPr>
@@ -21725,7 +21725,7 @@
     </w:tblPr>
     <w:tblStylePr w:type="firstRow">
       <w:rPr>
-        <w:rFonts w:asciiTheme="majorHAnsi" w:eastAsiaTheme="majorEastAsia" w:hAnsiTheme="majorHAnsi" w:cstheme="majorBidi"/>
+        <w:rFonts w:ascii="NanumGothic" w:hAnsi="NanumGothic" w:eastAsia="NanumGothic" w:cs="NanumGothic"/>
       </w:rPr>
       <w:tblPr/>
       <w:tcPr>
@@ -21809,7 +21809,7 @@
     </w:tblPr>
     <w:tblStylePr w:type="firstRow">
       <w:rPr>
-        <w:rFonts w:asciiTheme="majorHAnsi" w:eastAsiaTheme="majorEastAsia" w:hAnsiTheme="majorHAnsi" w:cstheme="majorBidi"/>
+        <w:rFonts w:ascii="NanumGothic" w:hAnsi="NanumGothic" w:eastAsia="NanumGothic" w:cs="NanumGothic"/>
       </w:rPr>
       <w:tblPr/>
       <w:tcPr>
@@ -21893,7 +21893,7 @@
     </w:tblPr>
     <w:tblStylePr w:type="firstRow">
       <w:rPr>
-        <w:rFonts w:asciiTheme="majorHAnsi" w:eastAsiaTheme="majorEastAsia" w:hAnsiTheme="majorHAnsi" w:cstheme="majorBidi"/>
+        <w:rFonts w:ascii="NanumGothic" w:hAnsi="NanumGothic" w:eastAsia="NanumGothic" w:cs="NanumGothic"/>
       </w:rPr>
       <w:tblPr/>
       <w:tcPr>
@@ -21958,7 +21958,7 @@
       <w:spacing w:after="0" w:line="240" w:lineRule="auto"/>
     </w:pPr>
     <w:rPr>
-      <w:rFonts w:asciiTheme="majorHAnsi" w:eastAsiaTheme="majorEastAsia" w:hAnsiTheme="majorHAnsi" w:cstheme="majorBidi"/>
+      <w:rFonts w:ascii="NanumGothic" w:hAnsi="NanumGothic" w:eastAsia="NanumGothic" w:cs="NanumGothic"/>
       <w:color w:val="000000" w:themeColor="text1"/>
     </w:rPr>
     <w:tblPr>
@@ -22086,7 +22086,7 @@
       <w:spacing w:after="0" w:line="240" w:lineRule="auto"/>
     </w:pPr>
     <w:rPr>
-      <w:rFonts w:asciiTheme="majorHAnsi" w:eastAsiaTheme="majorEastAsia" w:hAnsiTheme="majorHAnsi" w:cstheme="majorBidi"/>
+      <w:rFonts w:ascii="NanumGothic" w:hAnsi="NanumGothic" w:eastAsia="NanumGothic" w:cs="NanumGothic"/>
       <w:color w:val="000000" w:themeColor="text1"/>
     </w:rPr>
     <w:tblPr>
@@ -22214,7 +22214,7 @@
       <w:spacing w:after="0" w:line="240" w:lineRule="auto"/>
     </w:pPr>
     <w:rPr>
-      <w:rFonts w:asciiTheme="majorHAnsi" w:eastAsiaTheme="majorEastAsia" w:hAnsiTheme="majorHAnsi" w:cstheme="majorBidi"/>
+      <w:rFonts w:ascii="NanumGothic" w:hAnsi="NanumGothic" w:eastAsia="NanumGothic" w:cs="NanumGothic"/>
       <w:color w:val="000000" w:themeColor="text1"/>
     </w:rPr>
     <w:tblPr>
@@ -22342,7 +22342,7 @@
       <w:spacing w:after="0" w:line="240" w:lineRule="auto"/>
     </w:pPr>
     <w:rPr>
-      <w:rFonts w:asciiTheme="majorHAnsi" w:eastAsiaTheme="majorEastAsia" w:hAnsiTheme="majorHAnsi" w:cstheme="majorBidi"/>
+      <w:rFonts w:ascii="NanumGothic" w:hAnsi="NanumGothic" w:eastAsia="NanumGothic" w:cs="NanumGothic"/>
       <w:color w:val="000000" w:themeColor="text1"/>
     </w:rPr>
     <w:tblPr>
@@ -22470,7 +22470,7 @@
       <w:spacing w:after="0" w:line="240" w:lineRule="auto"/>
     </w:pPr>
     <w:rPr>
-      <w:rFonts w:asciiTheme="majorHAnsi" w:eastAsiaTheme="majorEastAsia" w:hAnsiTheme="majorHAnsi" w:cstheme="majorBidi"/>
+      <w:rFonts w:ascii="NanumGothic" w:hAnsi="NanumGothic" w:eastAsia="NanumGothic" w:cs="NanumGothic"/>
       <w:color w:val="000000" w:themeColor="text1"/>
     </w:rPr>
     <w:tblPr>
@@ -22598,7 +22598,7 @@
       <w:spacing w:after="0" w:line="240" w:lineRule="auto"/>
     </w:pPr>
     <w:rPr>
-      <w:rFonts w:asciiTheme="majorHAnsi" w:eastAsiaTheme="majorEastAsia" w:hAnsiTheme="majorHAnsi" w:cstheme="majorBidi"/>
+      <w:rFonts w:ascii="NanumGothic" w:hAnsi="NanumGothic" w:eastAsia="NanumGothic" w:cs="NanumGothic"/>
       <w:color w:val="000000" w:themeColor="text1"/>
     </w:rPr>
     <w:tblPr>
@@ -22726,7 +22726,7 @@
       <w:spacing w:after="0" w:line="240" w:lineRule="auto"/>
     </w:pPr>
     <w:rPr>
-      <w:rFonts w:asciiTheme="majorHAnsi" w:eastAsiaTheme="majorEastAsia" w:hAnsiTheme="majorHAnsi" w:cstheme="majorBidi"/>
+      <w:rFonts w:ascii="NanumGothic" w:hAnsi="NanumGothic" w:eastAsia="NanumGothic" w:cs="NanumGothic"/>
       <w:color w:val="000000" w:themeColor="text1"/>
     </w:rPr>
     <w:tblPr>
@@ -23365,7 +23365,7 @@
       <w:spacing w:after="0" w:line="240" w:lineRule="auto"/>
     </w:pPr>
     <w:rPr>
-      <w:rFonts w:asciiTheme="majorHAnsi" w:eastAsiaTheme="majorEastAsia" w:hAnsiTheme="majorHAnsi" w:cstheme="majorBidi"/>
+      <w:rFonts w:ascii="NanumGothic" w:hAnsi="NanumGothic" w:eastAsia="NanumGothic" w:cs="NanumGothic"/>
       <w:color w:val="000000" w:themeColor="text1"/>
     </w:rPr>
     <w:tblPr>
@@ -23490,7 +23490,7 @@
       <w:spacing w:after="0" w:line="240" w:lineRule="auto"/>
     </w:pPr>
     <w:rPr>
-      <w:rFonts w:asciiTheme="majorHAnsi" w:eastAsiaTheme="majorEastAsia" w:hAnsiTheme="majorHAnsi" w:cstheme="majorBidi"/>
+      <w:rFonts w:ascii="NanumGothic" w:hAnsi="NanumGothic" w:eastAsia="NanumGothic" w:cs="NanumGothic"/>
       <w:color w:val="000000" w:themeColor="text1"/>
     </w:rPr>
     <w:tblPr>
@@ -23615,7 +23615,7 @@
       <w:spacing w:after="0" w:line="240" w:lineRule="auto"/>
     </w:pPr>
     <w:rPr>
-      <w:rFonts w:asciiTheme="majorHAnsi" w:eastAsiaTheme="majorEastAsia" w:hAnsiTheme="majorHAnsi" w:cstheme="majorBidi"/>
+      <w:rFonts w:ascii="NanumGothic" w:hAnsi="NanumGothic" w:eastAsia="NanumGothic" w:cs="NanumGothic"/>
       <w:color w:val="000000" w:themeColor="text1"/>
     </w:rPr>
     <w:tblPr>
@@ -23740,7 +23740,7 @@
       <w:spacing w:after="0" w:line="240" w:lineRule="auto"/>
     </w:pPr>
     <w:rPr>
-      <w:rFonts w:asciiTheme="majorHAnsi" w:eastAsiaTheme="majorEastAsia" w:hAnsiTheme="majorHAnsi" w:cstheme="majorBidi"/>
+      <w:rFonts w:ascii="NanumGothic" w:hAnsi="NanumGothic" w:eastAsia="NanumGothic" w:cs="NanumGothic"/>
       <w:color w:val="000000" w:themeColor="text1"/>
     </w:rPr>
     <w:tblPr>
@@ -23865,7 +23865,7 @@
       <w:spacing w:after="0" w:line="240" w:lineRule="auto"/>
     </w:pPr>
     <w:rPr>
-      <w:rFonts w:asciiTheme="majorHAnsi" w:eastAsiaTheme="majorEastAsia" w:hAnsiTheme="majorHAnsi" w:cstheme="majorBidi"/>
+      <w:rFonts w:ascii="NanumGothic" w:hAnsi="NanumGothic" w:eastAsia="NanumGothic" w:cs="NanumGothic"/>
       <w:color w:val="000000" w:themeColor="text1"/>
     </w:rPr>
     <w:tblPr>
@@ -23990,7 +23990,7 @@
       <w:spacing w:after="0" w:line="240" w:lineRule="auto"/>
     </w:pPr>
     <w:rPr>
-      <w:rFonts w:asciiTheme="majorHAnsi" w:eastAsiaTheme="majorEastAsia" w:hAnsiTheme="majorHAnsi" w:cstheme="majorBidi"/>
+      <w:rFonts w:ascii="NanumGothic" w:hAnsi="NanumGothic" w:eastAsia="NanumGothic" w:cs="NanumGothic"/>
       <w:color w:val="000000" w:themeColor="text1"/>
     </w:rPr>
     <w:tblPr>
@@ -24115,7 +24115,7 @@
       <w:spacing w:after="0" w:line="240" w:lineRule="auto"/>
     </w:pPr>
     <w:rPr>
-      <w:rFonts w:asciiTheme="majorHAnsi" w:eastAsiaTheme="majorEastAsia" w:hAnsiTheme="majorHAnsi" w:cstheme="majorBidi"/>
+      <w:rFonts w:ascii="NanumGothic" w:hAnsi="NanumGothic" w:eastAsia="NanumGothic" w:cs="NanumGothic"/>
       <w:color w:val="000000" w:themeColor="text1"/>
     </w:rPr>
     <w:tblPr>
